--- a/courseware/LG-Certified Lean Six Sigma Yellow Belt (CLSSYB) Training.docx
+++ b/courseware/LG-Certified Lean Six Sigma Yellow Belt (CLSSYB) Training.docx
@@ -179,7 +179,7 @@
           <w:color w:val="1F6FEB"/>
           <w:sz w:val="24"/>
         </w:rPr>
-        <w:t>Version 5</w:t>
+        <w:t>Version 6</w:t>
       </w:r>
     </w:p>
     <w:p>
@@ -322,7 +322,7 @@
               <w:rPr>
                 <w:sz w:val="19"/>
               </w:rPr>
-              <w:t>Initial release — CLSSYB 2-day lesson plan.</w:t>
+              <w:t>Initial release — CLSSYB Learner Guide covering the 10 hands-on labs.</w:t>
             </w:r>
           </w:p>
         </w:tc>
@@ -433,12 +433,13 @@
             <w:tcW w:type="dxa" w:w="2160"/>
           </w:tcPr>
           <w:p>
-            <w:r/>
+            <w:r>
+              <w:t>Aligned lab content with the Contoso Service Desk case study.</w:t>
+            </w:r>
             <w:r>
               <w:rPr>
                 <w:sz w:val="19"/>
               </w:rPr>
-              <w:t>Aligned the schedule with the Contoso Service Desk case-study scenario.</w:t>
             </w:r>
           </w:p>
         </w:tc>
@@ -477,12 +478,13 @@
             <w:tcW w:type="dxa" w:w="2160"/>
           </w:tcPr>
           <w:p>
-            <w:r/>
+            <w:r>
+              <w:t>21 July 2026</w:t>
+            </w:r>
             <w:r>
               <w:rPr>
                 <w:sz w:val="19"/>
               </w:rPr>
-              <w:t>19 July 2026</w:t>
             </w:r>
           </w:p>
         </w:tc>
@@ -496,7 +498,7 @@
               <w:rPr>
                 <w:sz w:val="19"/>
               </w:rPr>
-              <w:t>Major content expansion: course restructured to follow the DMAIC roadmap across six topics with 14 labs.</w:t>
+              <w:t>Major content expansion: guide restructured to follow the DMAIC roadmap end to end; Lean Six Sigma concepts imported from the reference trainer deck and the CSSC body of knowledge; 4 elective labs added (Affinity/Kano, VSM/Takt, Solution Matrix/Benchmarking/FMEA, Descriptive Statistics/Implementation Plan) and Lab 4 (PDCA charter) reclassified as elective; interactive problem-solving tools (5 Whys, Fishbone, collaborative Pareto, NovaSPC) integrated into the Analyze labs; added quick-reference formulas, the eight wastes and an expanded glossary.</w:t>
             </w:r>
           </w:p>
         </w:tc>
@@ -535,12 +537,13 @@
             <w:tcW w:type="dxa" w:w="2160"/>
           </w:tcPr>
           <w:p>
-            <w:r/>
+            <w:r>
+              <w:t>21 July 2026</w:t>
+            </w:r>
             <w:r>
               <w:rPr>
                 <w:sz w:val="19"/>
               </w:rPr>
-              <w:t>19 July 2026</w:t>
             </w:r>
           </w:p>
         </w:tc>
@@ -554,7 +557,67 @@
               <w:rPr>
                 <w:sz w:val="19"/>
               </w:rPr>
-              <w:t>Converted to the non-funded commercial course standard; the course code is now C524. The 165 minutes previously reserved for formal evaluation on Day 2 are returned to teaching — elective labs 11-14 are now delivered in class. Rebuilt from a single source (course_data.py + data_domain1-6.py) via the non-wsq-courseware-build engine.</w:t>
+              <w:t>Integrated the SIPOC &amp; Process Map Builder (alfredang.github.io/sipoc/) into Lab 3 and elective Lab 12, with a tool walkthrough added to the Define phase and the online toolkit slide updated to list all five tools.</w:t>
+            </w:r>
+          </w:p>
+        </w:tc>
+        <w:tc>
+          <w:tcPr>
+            <w:tcW w:type="dxa" w:w="2160"/>
+          </w:tcPr>
+          <w:p>
+            <w:r/>
+            <w:r>
+              <w:rPr>
+                <w:sz w:val="19"/>
+              </w:rPr>
+              <w:t>Dr. Alfred Ang</w:t>
+            </w:r>
+          </w:p>
+        </w:tc>
+      </w:tr>
+      <w:tr>
+        <w:tc>
+          <w:tcPr>
+            <w:tcW w:type="dxa" w:w="2160"/>
+          </w:tcPr>
+          <w:p>
+            <w:r/>
+            <w:r>
+              <w:rPr>
+                <w:sz w:val="19"/>
+              </w:rPr>
+              <w:t>6</w:t>
+            </w:r>
+          </w:p>
+        </w:tc>
+        <w:tc>
+          <w:tcPr>
+            <w:tcW w:type="dxa" w:w="2160"/>
+          </w:tcPr>
+          <w:p>
+            <w:r>
+              <w:t>21 July 2026</w:t>
+            </w:r>
+            <w:r>
+              <w:rPr>
+                <w:sz w:val="19"/>
+              </w:rPr>
+            </w:r>
+          </w:p>
+        </w:tc>
+        <w:tc>
+          <w:tcPr>
+            <w:tcW w:type="dxa" w:w="2160"/>
+          </w:tcPr>
+          <w:p>
+            <w:r>
+              <w:t>Rebuilt as the C524 non-WSQ edition from the CLSSYB courseware: concept sections and labs mirrored in full; funding, attendance and assessment content removed.</w:t>
+            </w:r>
+            <w:r>
+              <w:rPr>
+                <w:sz w:val="19"/>
+              </w:rPr>
             </w:r>
           </w:p>
         </w:tc>
@@ -600,15 +663,11 @@
         <w:spacing w:after="60"/>
       </w:pPr>
       <w:r>
-        <w:rPr>
-          <w:rFonts w:ascii="Arial" w:hAnsi="Arial"/>
-          <w:b/>
-          <w:color w:val="333333"/>
-          <w:sz w:val="22"/>
-        </w:rPr>
-        <w:t>Introduction</w:t>
-        <w:tab/>
-        <w:t>4</w:t>
+        <w:fldChar w:fldCharType="begin"/>
+        <w:instrText xml:space="preserve">TOC \o "1-3" \h \z \u</w:instrText>
+        <w:fldChar w:fldCharType="separate"/>
+        <w:t xml:space="preserve">Introduction	5</w:t>
+        <w:fldChar w:fldCharType="end"/>
       </w:r>
     </w:p>
     <w:p>
@@ -627,7 +686,7 @@
         </w:rPr>
         <w:t>Course Learning Outcomes</w:t>
         <w:tab/>
-        <w:t>4</w:t>
+        <w:t>5</w:t>
       </w:r>
     </w:p>
     <w:p>
@@ -644,9 +703,9 @@
           <w:color w:val="333333"/>
           <w:sz w:val="22"/>
         </w:rPr>
-        <w:t>Before You Start — Preparation</w:t>
+        <w:t>Standards Alignment</w:t>
         <w:tab/>
-        <w:t>4</w:t>
+        <w:t>5</w:t>
       </w:r>
     </w:p>
     <w:p>
@@ -663,9 +722,28 @@
           <w:color w:val="333333"/>
           <w:sz w:val="22"/>
         </w:rPr>
-        <w:t>Topic 01 — Six Sigma Foundations  (15%)</w:t>
+        <w:t>Before You Start</w:t>
         <w:tab/>
-        <w:t>5</w:t>
+        <w:t>6</w:t>
+      </w:r>
+    </w:p>
+    <w:p>
+      <w:pPr>
+        <w:tabs>
+          <w:tab w:pos="9072" w:val="right" w:leader="dot"/>
+        </w:tabs>
+        <w:spacing w:after="60"/>
+      </w:pPr>
+      <w:r>
+        <w:rPr>
+          <w:rFonts w:ascii="Arial" w:hAnsi="Arial"/>
+          <w:b/>
+          <w:color w:val="333333"/>
+          <w:sz w:val="22"/>
+        </w:rPr>
+        <w:t>FOUNDATIONS — Six Sigma Foundations  (15%)</w:t>
+        <w:tab/>
+        <w:t>7</w:t>
       </w:r>
     </w:p>
     <w:p>
@@ -683,9 +761,9 @@
           <w:color w:val="333333"/>
           <w:sz w:val="21"/>
         </w:rPr>
-        <w:t>Lab 1 — Yellow Belt Role, Certification Paths, and Improvement Scenario</w:t>
+        <w:t>Lab 1 — Yellow Belt Role, Certification Paths, and Improvement Scenario  [Core]</w:t>
         <w:tab/>
-        <w:t>5</w:t>
+        <w:t>7</w:t>
       </w:r>
     </w:p>
     <w:p>
@@ -702,9 +780,9 @@
           <w:color w:val="333333"/>
           <w:sz w:val="22"/>
         </w:rPr>
-        <w:t>Topic 02 — Define — Scope the Problem  (25%)</w:t>
+        <w:t>DEFINE — Define — Scope the Problem  (25%)</w:t>
         <w:tab/>
-        <w:t>6</w:t>
+        <w:t>8</w:t>
       </w:r>
     </w:p>
     <w:p>
@@ -722,9 +800,9 @@
           <w:color w:val="333333"/>
           <w:sz w:val="21"/>
         </w:rPr>
-        <w:t>Lab 2 — Lean, Six Sigma, Waste, Voice of Customer, and Value</w:t>
+        <w:t>Lab 2 — Lean, Six Sigma, Waste, Voice of Customer, and Value  [Core]</w:t>
         <w:tab/>
-        <w:t>6</w:t>
+        <w:t>8</w:t>
       </w:r>
     </w:p>
     <w:p>
@@ -742,9 +820,9 @@
           <w:color w:val="333333"/>
           <w:sz w:val="21"/>
         </w:rPr>
-        <w:t>Lab 3 — SIPOC, Process Mapping, Handoffs, and SME Support</w:t>
+        <w:t>Lab 3 — SIPOC, Process Mapping, Handoffs, and SME Support  [Core]</w:t>
         <w:tab/>
-        <w:t>7</w:t>
+        <w:t>9</w:t>
       </w:r>
     </w:p>
     <w:p>
@@ -762,9 +840,9 @@
           <w:color w:val="333333"/>
           <w:sz w:val="21"/>
         </w:rPr>
-        <w:t>Lab 4 — PDCA Small Improvement Project Charter</w:t>
+        <w:t>Lab 4 — PDCA Small Improvement Project Charter  [Elective]</w:t>
         <w:tab/>
-        <w:t>8</w:t>
+        <w:t>10</w:t>
       </w:r>
     </w:p>
     <w:p>
@@ -782,9 +860,9 @@
           <w:color w:val="333333"/>
           <w:sz w:val="21"/>
         </w:rPr>
-        <w:t>Lab 5 — DMAIC Overview, Problem Statement, Scope, and Stakeholders</w:t>
+        <w:t>Lab 5 — DMAIC Overview, Problem Statement, Scope, and Stakeholders  [Core]</w:t>
         <w:tab/>
-        <w:t>9</w:t>
+        <w:t>10</w:t>
       </w:r>
     </w:p>
     <w:p>
@@ -802,9 +880,9 @@
           <w:color w:val="333333"/>
           <w:sz w:val="21"/>
         </w:rPr>
-        <w:t>Lab 11 — Affinity Diagram and Kano Analysis</w:t>
+        <w:t>Lab 11 — Affinity Diagram and Kano Analysis  [Elective]</w:t>
         <w:tab/>
-        <w:t>9</w:t>
+        <w:t>11</w:t>
       </w:r>
     </w:p>
     <w:p>
@@ -821,9 +899,9 @@
           <w:color w:val="333333"/>
           <w:sz w:val="22"/>
         </w:rPr>
-        <w:t>Topic 03 — Measure — Quantify Performance  (25%)</w:t>
+        <w:t>MEASURE — Measure — Quantify Performance  (25%)</w:t>
         <w:tab/>
-        <w:t>10</w:t>
+        <w:t>12</w:t>
       </w:r>
     </w:p>
     <w:p>
@@ -841,9 +919,9 @@
           <w:color w:val="333333"/>
           <w:sz w:val="21"/>
         </w:rPr>
-        <w:t>Lab 6 — Data Collection, KPIs, Check Sheets, and Basic Metrics</w:t>
+        <w:t>Lab 6 — Data Collection, KPIs, Check Sheets, and Basic Metrics  [Core]</w:t>
         <w:tab/>
-        <w:t>10</w:t>
+        <w:t>12</w:t>
       </w:r>
     </w:p>
     <w:p>
@@ -861,9 +939,9 @@
           <w:color w:val="333333"/>
           <w:sz w:val="21"/>
         </w:rPr>
-        <w:t>Lab 12 — Value Stream Map and Takt Time</w:t>
+        <w:t>Lab 12 — Value Stream Map and Takt Time  [Elective]</w:t>
         <w:tab/>
-        <w:t>11</w:t>
+        <w:t>13</w:t>
       </w:r>
     </w:p>
     <w:p>
@@ -880,9 +958,9 @@
           <w:color w:val="333333"/>
           <w:sz w:val="22"/>
         </w:rPr>
-        <w:t>Topic 04 — Analyze — Find the Root Cause  (20%)</w:t>
+        <w:t>ANALYZE — Analyze — Find the Root Cause  (20%)</w:t>
         <w:tab/>
-        <w:t>12</w:t>
+        <w:t>14</w:t>
       </w:r>
     </w:p>
     <w:p>
@@ -900,9 +978,9 @@
           <w:color w:val="333333"/>
           <w:sz w:val="21"/>
         </w:rPr>
-        <w:t>Lab 7 — Pareto, Run Charts, Variation, Yield, DPU, and DPMO</w:t>
+        <w:t>Lab 7 — Pareto, Run Charts, Variation, Yield, DPU, and DPMO  [Core]</w:t>
         <w:tab/>
-        <w:t>12</w:t>
+        <w:t>14</w:t>
       </w:r>
     </w:p>
     <w:p>
@@ -920,9 +998,9 @@
           <w:color w:val="333333"/>
           <w:sz w:val="21"/>
         </w:rPr>
-        <w:t>Lab 8 — Root Cause Analysis with 5 Whys, Fishbone, and Evidence</w:t>
+        <w:t>Lab 8 — Root Cause Analysis with 5 Whys, Fishbone, and Evidence  [Core]</w:t>
         <w:tab/>
-        <w:t>13</w:t>
+        <w:t>15</w:t>
       </w:r>
     </w:p>
     <w:p>
@@ -939,9 +1017,9 @@
           <w:color w:val="333333"/>
           <w:sz w:val="22"/>
         </w:rPr>
-        <w:t>Topic 05 — Improve — Fix the Cause  (10%)</w:t>
+        <w:t>IMPROVE — Improve — Fix the Cause  (10%)</w:t>
         <w:tab/>
-        <w:t>14</w:t>
+        <w:t>16</w:t>
       </w:r>
     </w:p>
     <w:p>
@@ -959,9 +1037,9 @@
           <w:color w:val="333333"/>
           <w:sz w:val="21"/>
         </w:rPr>
-        <w:t>Lab 9 — Countermeasures, 5S, Mistake Proofing, Standard Work, and Kaizen</w:t>
+        <w:t>Lab 9 — Countermeasures, 5S, Mistake Proofing, Standard Work, and Kaizen  [Core]</w:t>
         <w:tab/>
-        <w:t>14</w:t>
+        <w:t>16</w:t>
       </w:r>
     </w:p>
     <w:p>
@@ -979,9 +1057,9 @@
           <w:color w:val="333333"/>
           <w:sz w:val="21"/>
         </w:rPr>
-        <w:t>Lab 13 — Solution Selection Matrix, Benchmarking, and FMEA</w:t>
+        <w:t>Lab 13 — Solution Selection Matrix, Benchmarking, and FMEA  [Elective]</w:t>
         <w:tab/>
-        <w:t>15</w:t>
+        <w:t>17</w:t>
       </w:r>
     </w:p>
     <w:p>
@@ -998,9 +1076,9 @@
           <w:color w:val="333333"/>
           <w:sz w:val="22"/>
         </w:rPr>
-        <w:t>Topic 06 — Control — Hold the Gain  (5%)</w:t>
+        <w:t>CONTROL — Control — Hold the Gain  (5%)</w:t>
         <w:tab/>
-        <w:t>15</w:t>
+        <w:t>17</w:t>
       </w:r>
     </w:p>
     <w:p>
@@ -1018,9 +1096,9 @@
           <w:color w:val="333333"/>
           <w:sz w:val="21"/>
         </w:rPr>
-        <w:t>Lab 10 — Control Plan, A3 Summary, Handover, and Certification Readiness</w:t>
+        <w:t>Lab 10 — Control Plan, A3 Summary, Handover, and Certification Readiness  [Core]</w:t>
         <w:tab/>
-        <w:t>16</w:t>
+        <w:t>18</w:t>
       </w:r>
     </w:p>
     <w:p>
@@ -1038,9 +1116,9 @@
           <w:color w:val="333333"/>
           <w:sz w:val="21"/>
         </w:rPr>
-        <w:t>Lab 14 — Descriptive Statistics and Implementation Planning</w:t>
+        <w:t>Lab 14 — Descriptive Statistics and Implementation Planning  [Elective]</w:t>
         <w:tab/>
-        <w:t>17</w:t>
+        <w:t>18</w:t>
       </w:r>
     </w:p>
     <w:p>
@@ -1057,9 +1135,9 @@
           <w:color w:val="333333"/>
           <w:sz w:val="22"/>
         </w:rPr>
-        <w:t>Wrap-Up — The DMAIC Roadmap and Sustaining the Gain</w:t>
+        <w:t>Quick Reference — Formulas You Should Know</w:t>
         <w:tab/>
-        <w:t>17</w:t>
+        <w:t>19</w:t>
       </w:r>
     </w:p>
     <w:p>
@@ -1076,9 +1154,28 @@
           <w:color w:val="333333"/>
           <w:sz w:val="22"/>
         </w:rPr>
-        <w:t>Next Steps</w:t>
+        <w:t>Quick Reference — The Eight Wastes (DOWNTIME)</w:t>
         <w:tab/>
-        <w:t>18</w:t>
+        <w:t>20</w:t>
+      </w:r>
+    </w:p>
+    <w:p>
+      <w:pPr>
+        <w:tabs>
+          <w:tab w:pos="9072" w:val="right" w:leader="dot"/>
+        </w:tabs>
+        <w:spacing w:after="60"/>
+      </w:pPr>
+      <w:r>
+        <w:rPr>
+          <w:rFonts w:ascii="Arial" w:hAnsi="Arial"/>
+          <w:b/>
+          <w:color w:val="333333"/>
+          <w:sz w:val="22"/>
+        </w:rPr>
+        <w:t>Consolidating Your Learning</w:t>
+        <w:tab/>
+        <w:t>20</w:t>
       </w:r>
     </w:p>
     <w:p>
@@ -1097,7 +1194,7 @@
         </w:rPr>
         <w:t>Glossary</w:t>
         <w:tab/>
-        <w:t>18</w:t>
+        <w:t>20</w:t>
       </w:r>
     </w:p>
     <w:p>
@@ -1115,12 +1212,17 @@
     </w:p>
     <w:p>
       <w:r>
-        <w:t>This Learner Guide accompanies the course Certified Lean Six Sigma Yellow Belt (CLSSYB) Training (C524), conducted by Tertiary Infotech Academy Pte Ltd. It follows the DMAIC roadmap end to end — Define, Measure, Analyze, Improve, Control — and provides step-by-step instructions for every hands-on lab.</w:t>
-      </w:r>
-    </w:p>
-    <w:p>
-      <w:r>
-        <w:t>The course content is grounded in the body of knowledge published by The Council for Six Sigma Certification (CSSC) in 'Six Sigma: A Complete Step-by-Step Guide', so what you learn here matches the recognised Yellow Belt standard. Every lab uses one continuous scenario — the Contoso Service Desk, where IT tickets take too long to be assigned and employees must chase for status. By the end of the course your lab outputs form a complete improvement package: role definition, VOC/CTQ, process maps, data collection plan, analysis, root cause, countermeasures and a control plan.</w:t>
+        <w:t>This Learner Guide accompanies the course Certified Lean Six Sigma Yellow Belt (CLSSYB) Training (C524), conducted by Tertiary Infotech Academy Pte Ltd. It follows the DMAIC roadmap end to end — Define, Measure, Analyze, Improve, Control — and provides step-by-step instructions for every hands-on lab. Core labs are completed by everyone in class; elective labs are provided as additional practice and are run when time allows.</w:t>
+      </w:r>
+    </w:p>
+    <w:p>
+      <w:r>
+        <w:t>The course content is grounded in the body of knowledge published by The Council for Six Sigma Certification (CSSC) in 'Six Sigma: A Complete Step-by-Step Guide', so what you learn here matches the recognised Yellow Belt standard.</w:t>
+      </w:r>
+    </w:p>
+    <w:p>
+      <w:r>
+        <w:t>Every lab uses one continuous scenario — the Contoso Service Desk, where IT tickets take too long to be assigned and employees must chase for status. By the end of the course your lab outputs form a complete improvement package: role definition, VOC/CTQ, process maps, data collection plan, analysis, root cause, countermeasures and a control plan.</w:t>
       </w:r>
     </w:p>
     <w:p>
@@ -1184,7 +1286,96 @@
         <w:pStyle w:val="Heading1"/>
       </w:pPr>
       <w:r>
-        <w:t>Before You Start — Preparation</w:t>
+        <w:t>Standards Alignment</w:t>
+      </w:r>
+    </w:p>
+    <w:p>
+      <w:r>
+        <w:t>This course is grounded in the internationally recognised Lean Six Sigma Yellow Belt body of knowledge published by The Council for Six Sigma Certification (CSSC), so what you learn matches the recognised Yellow Belt standard.</w:t>
+      </w:r>
+    </w:p>
+    <w:p>
+      <w:r>
+        <w:rPr>
+          <w:b/>
+          <w:color w:val="1F6FEB"/>
+          <w:sz w:val="22"/>
+        </w:rPr>
+        <w:t>Abilities</w:t>
+      </w:r>
+    </w:p>
+    <w:p>
+      <w:pPr>
+        <w:pStyle w:val="ListBullet"/>
+      </w:pPr>
+      <w:r>
+        <w:t>A1: Define project to meet process performance.</w:t>
+      </w:r>
+    </w:p>
+    <w:p>
+      <w:pPr>
+        <w:pStyle w:val="ListBullet"/>
+      </w:pPr>
+      <w:r>
+        <w:t>A2: Establish project scope of work and the number of hours based on organisational requirements.</w:t>
+      </w:r>
+    </w:p>
+    <w:p>
+      <w:pPr>
+        <w:pStyle w:val="ListBullet"/>
+      </w:pPr>
+      <w:r>
+        <w:t>A3: Analyse process performance data to identify root causes of variation.</w:t>
+      </w:r>
+    </w:p>
+    <w:p>
+      <w:pPr>
+        <w:pStyle w:val="ListBullet"/>
+      </w:pPr>
+      <w:r>
+        <w:t>A4: Measure process performance against defined quality standards.</w:t>
+      </w:r>
+    </w:p>
+    <w:p>
+      <w:pPr>
+        <w:pStyle w:val="ListBullet"/>
+      </w:pPr>
+      <w:r>
+        <w:t>A5: Recommend improvement and control actions to sustain process performance.</w:t>
+      </w:r>
+    </w:p>
+    <w:p>
+      <w:r>
+        <w:rPr>
+          <w:b/>
+          <w:color w:val="1F6FEB"/>
+          <w:sz w:val="22"/>
+        </w:rPr>
+        <w:t>Knowledge</w:t>
+      </w:r>
+    </w:p>
+    <w:p>
+      <w:pPr>
+        <w:pStyle w:val="ListBullet"/>
+      </w:pPr>
+      <w:r>
+        <w:t>K1: Lean and Six Sigma concepts, wastes, value and variation.</w:t>
+      </w:r>
+    </w:p>
+    <w:p>
+      <w:pPr>
+        <w:pStyle w:val="ListBullet"/>
+      </w:pPr>
+      <w:r>
+        <w:t>K2: Quality tools and techniques for process improvement.</w:t>
+      </w:r>
+    </w:p>
+    <w:p>
+      <w:pPr>
+        <w:pStyle w:val="Heading1"/>
+      </w:pPr>
+      <w:r>
+        <w:t>Before You Start</w:t>
       </w:r>
     </w:p>
     <w:p>
@@ -1202,7 +1393,7 @@
         <w:pStyle w:val="ListBullet"/>
       </w:pPr>
       <w:r>
-        <w:t>A laptop or tablet with a spreadsheet application (Microsoft Excel, Google Sheets or LibreOffice Calc).</w:t>
+        <w:t>A laptop with a spreadsheet application (Microsoft Excel, Google Sheets or LibreOffice Calc).</w:t>
       </w:r>
     </w:p>
     <w:p>
@@ -1210,7 +1401,7 @@
         <w:pStyle w:val="ListBullet"/>
       </w:pPr>
       <w:r>
-        <w:t>A web browser for the interactive problem-solving tools listed in labs/tools.md.</w:t>
+        <w:t>A browser, for the interactive problem-solving tools used in the Analyze labs.</w:t>
       </w:r>
     </w:p>
     <w:p>
@@ -1218,7 +1409,7 @@
         <w:pStyle w:val="ListBullet"/>
       </w:pPr>
       <w:r>
-        <w:t>Printed or digital copies of this Learner Guide and the lab worksheets.</w:t>
+        <w:t>The course slides and this Learner Guide, downloaded from https://lms-tms.tertiaryinfotech.com.</w:t>
       </w:r>
     </w:p>
     <w:p>
@@ -1226,15 +1417,7 @@
         <w:pStyle w:val="ListBullet"/>
       </w:pPr>
       <w:r>
-        <w:t>Pen and paper (or a whiteboard) — several labs are faster sketched by hand.</w:t>
-      </w:r>
-    </w:p>
-    <w:p>
-      <w:pPr>
-        <w:pStyle w:val="ListBullet"/>
-      </w:pPr>
-      <w:r>
-        <w:t>Optional: a real process from your own workplace you would like to improve.</w:t>
+        <w:t>A work process of your own to think about — the tools apply far better when the example is real.</w:t>
       </w:r>
     </w:p>
     <w:p>
@@ -1244,12 +1427,86 @@
           <w:color w:val="1F6FEB"/>
           <w:sz w:val="22"/>
         </w:rPr>
-        <w:t>Verify your setup</w:t>
-      </w:r>
-    </w:p>
-    <w:p>
-      <w:r>
-        <w:t>No software installation is required for this course. Before you begin, confirm you can open a blank spreadsheet and reach the browser-based tools listed in labs/tools.md.</w:t>
+        <w:t>The interactive problem-solving toolkit</w:t>
+      </w:r>
+    </w:p>
+    <w:p>
+      <w:r>
+        <w:t>Five browser-based tools are used during the labs. No installation, licence or sign-up is required, and nothing you enter leaves your browser.</w:t>
+      </w:r>
+    </w:p>
+    <w:p>
+      <w:pPr>
+        <w:pStyle w:val="ListBullet"/>
+      </w:pPr>
+      <w:r>
+        <w:t>SIPOC &amp; Process Map Builder — a guided SIPOC that enforces the 5-7 step rule, tags pain points, and generates the swimlane and handoff table from your actor assignments: https://alfredang.github.io/sipoc/</w:t>
+      </w:r>
+    </w:p>
+    <w:p>
+      <w:pPr>
+        <w:pStyle w:val="ListBullet"/>
+      </w:pPr>
+      <w:r>
+        <w:t>5 Whys — build and share a 5 Whys chain: https://alfredang.github.io/5whys/</w:t>
+      </w:r>
+    </w:p>
+    <w:p>
+      <w:pPr>
+        <w:pStyle w:val="ListBullet"/>
+      </w:pPr>
+      <w:r>
+        <w:t>Fishbone Diagram — build an Ishikawa cause-and-effect diagram: https://alfredang.github.io/fishbone/</w:t>
+      </w:r>
+    </w:p>
+    <w:p>
+      <w:pPr>
+        <w:pStyle w:val="ListBullet"/>
+      </w:pPr>
+      <w:r>
+        <w:t>Pareto Chart (collaborative) — your team brainstorms and votes in one live session and the Pareto chart builds itself: https://alfredang.github.io/paretochart/</w:t>
+      </w:r>
+    </w:p>
+    <w:p>
+      <w:pPr>
+        <w:pStyle w:val="ListBullet"/>
+      </w:pPr>
+      <w:r>
+        <w:t>NovaSPC — run charts, SPC charts and process capability from your own CSV: https://alfredang.github.io/novaspc/</w:t>
+      </w:r>
+    </w:p>
+    <w:p>
+      <w:r>
+        <w:rPr>
+          <w:b/>
+          <w:color w:val="1F6FEB"/>
+          <w:sz w:val="22"/>
+        </w:rPr>
+        <w:t>Core and elective labs</w:t>
+      </w:r>
+    </w:p>
+    <w:p>
+      <w:pPr>
+        <w:pStyle w:val="ListBullet"/>
+      </w:pPr>
+      <w:r>
+        <w:t>Core labs are completed by everyone and build the improvement package step by step.</w:t>
+      </w:r>
+    </w:p>
+    <w:p>
+      <w:pPr>
+        <w:pStyle w:val="ListBullet"/>
+      </w:pPr>
+      <w:r>
+        <w:t>Elective labs extend the same scenario with additional Lean Six Sigma tools; complete them if time allows or as post-course practice.</w:t>
+      </w:r>
+    </w:p>
+    <w:p>
+      <w:pPr>
+        <w:pStyle w:val="ListBullet"/>
+      </w:pPr>
+      <w:r>
+        <w:t>All labs build on the same Contoso Service Desk scenario, so outputs carry forward from one lab to the next.</w:t>
       </w:r>
     </w:p>
     <w:p>
@@ -1267,7 +1524,7 @@
         <w:pStyle w:val="ListBullet"/>
       </w:pPr>
       <w:r>
-        <w:t>Every lab uses the same Contoso Service Desk scenario, so your outputs accumulate across the course.</w:t>
+        <w:t>Each lab states its objective, the deliverable you produce, the steps, and a check to confirm you are done.</w:t>
       </w:r>
     </w:p>
     <w:p>
@@ -1275,7 +1532,7 @@
         <w:pStyle w:val="ListBullet"/>
       </w:pPr>
       <w:r>
-        <w:t>Each lab states what you will build; keep every output — later labs depend on earlier ones.</w:t>
+        <w:t>Tables shown in the steps can be built in a spreadsheet or on the worksheet provided.</w:t>
       </w:r>
     </w:p>
     <w:p>
@@ -1283,7 +1540,7 @@
         <w:pStyle w:val="ListBullet"/>
       </w:pPr>
       <w:r>
-        <w:t>Where a lab uses figures, the data is provided in the lab worksheet — no external data is needed.</w:t>
+        <w:t>Where a lab uses an online tool, the tool URL is shown with the step.</w:t>
       </w:r>
     </w:p>
     <w:p>
@@ -1291,7 +1548,7 @@
         <w:pStyle w:val="ListBullet"/>
       </w:pPr>
       <w:r>
-        <w:t>Use only process data you are authorised to share if you substitute your own workplace scenario.</w:t>
+        <w:t>Keep every lab output — they combine into your final improvement package and are your revision material.</w:t>
       </w:r>
     </w:p>
     <w:p>
@@ -1299,7 +1556,7 @@
         <w:pStyle w:val="Heading1"/>
       </w:pPr>
       <w:r>
-        <w:t>Topic 01 — Six Sigma Foundations  (15%)</w:t>
+        <w:t>FOUNDATIONS — Six Sigma Foundations  (15%)</w:t>
       </w:r>
     </w:p>
     <w:p>
@@ -1322,7 +1579,7 @@
         <w:pStyle w:val="ListBullet"/>
       </w:pPr>
       <w:r>
-        <w:t>What is QualityQuality is conformance to customer requirements — not merely defect-free output.</w:t>
+        <w:t>What is Quality — Quality is conformance to customer requirements — not merely defect-free output.</w:t>
       </w:r>
     </w:p>
     <w:p>
@@ -1330,7 +1587,7 @@
         <w:pStyle w:val="ListBullet"/>
       </w:pPr>
       <w:r>
-        <w:t>What is LeanA method to maximise customer value by systematically removing waste and improving flow.</w:t>
+        <w:t>What is Lean — A method to maximise customer value by systematically removing waste and improving flow.</w:t>
       </w:r>
     </w:p>
     <w:p>
@@ -1338,7 +1595,7 @@
         <w:pStyle w:val="ListBullet"/>
       </w:pPr>
       <w:r>
-        <w:t>What is Six SigmaA data-driven method to reduce variation and defects — targeting 3.4 defects per million.</w:t>
+        <w:t>What is Six Sigma — A data-driven method to reduce variation and defects — targeting 3.4 defects per million.</w:t>
       </w:r>
     </w:p>
     <w:p>
@@ -1346,7 +1603,7 @@
         <w:pStyle w:val="ListBullet"/>
       </w:pPr>
       <w:r>
-        <w:t>Lean Six SigmaThe combined method: faster flow AND fewer defects, driven by data.</w:t>
+        <w:t>Lean Six Sigma — The combined method: faster flow AND fewer defects, driven by data.</w:t>
       </w:r>
     </w:p>
     <w:p>
@@ -1354,7 +1611,7 @@
         <w:pStyle w:val="ListBullet"/>
       </w:pPr>
       <w:r>
-        <w:t>Belt rolesWhite, Yellow, Green, Black and Master Black Belt — who does what on a project.</w:t>
+        <w:t>Belt roles — White, Yellow, Green, Black and Master Black Belt — who does what on a project.</w:t>
       </w:r>
     </w:p>
     <w:p>
@@ -1362,7 +1619,7 @@
         <w:pStyle w:val="ListBullet"/>
       </w:pPr>
       <w:r>
-        <w:t>The DMAIC roadmapDefine, Measure, Analyze, Improve, Control — the disciplined improvement path.</w:t>
+        <w:t>The DMAIC roadmap — Define, Measure, Analyze, Improve, Control — the disciplined improvement path.</w:t>
       </w:r>
     </w:p>
     <w:p>
@@ -1370,12 +1627,12 @@
         <w:pStyle w:val="Heading2"/>
       </w:pPr>
       <w:r>
-        <w:t>Lab 1 — Yellow Belt Role, Certification Paths, and Improvement Scenario</w:t>
-      </w:r>
-    </w:p>
-    <w:p>
-      <w:r>
-        <w:t>Learning outcome: Explain the Yellow Belt role and select a suitable improvement scenario (A1).</w:t>
+        <w:t>Lab 1 — Yellow Belt Role, Certification Paths, and Improvement Scenario  [Core]</w:t>
+      </w:r>
+    </w:p>
+    <w:p>
+      <w:r>
+        <w:t>Objective: Explain the Yellow Belt role and select a suitable improvement scenario (A1).</w:t>
       </w:r>
     </w:p>
     <w:p>
@@ -1395,7 +1652,7 @@
     </w:p>
     <w:p>
       <w:r>
-        <w:t>A Yellow Belt responsibility table and a selected improvement scenario.   (Tools: Belt role matrix, CSSC certification pathway, project selection criteria.)</w:t>
+        <w:t>A Yellow Belt responsibility table and a selected improvement scenario.   (Tools and techniques: Belt role matrix, CSSC certification pathway, project selection criteria.)</w:t>
       </w:r>
     </w:p>
     <w:p>
@@ -1410,75 +1667,40 @@
     </w:p>
     <w:p>
       <w:pPr>
-        <w:spacing w:after="80"/>
-        <w:ind w:left="360"/>
-      </w:pPr>
-      <w:r>
-        <w:rPr>
-          <w:b/>
-        </w:rPr>
-        <w:t xml:space="preserve">1.  </w:t>
-      </w:r>
+        <w:pStyle w:val="ListNumber"/>
+      </w:pPr>
       <w:r>
         <w:t>Define the Yellow Belt role — list at least four responsibilities and your contribution to each.</w:t>
       </w:r>
     </w:p>
     <w:p>
       <w:pPr>
-        <w:spacing w:after="80"/>
-        <w:ind w:left="360"/>
-      </w:pPr>
-      <w:r>
-        <w:rPr>
-          <w:b/>
-        </w:rPr>
-        <w:t xml:space="preserve">2.  </w:t>
-      </w:r>
+        <w:pStyle w:val="ListNumber"/>
+      </w:pPr>
       <w:r>
         <w:t>Compare the White, Yellow, Green, Black and Master Black Belt pathways in a table.</w:t>
       </w:r>
     </w:p>
     <w:p>
       <w:pPr>
-        <w:spacing w:after="80"/>
-        <w:ind w:left="360"/>
-      </w:pPr>
-      <w:r>
-        <w:rPr>
-          <w:b/>
-        </w:rPr>
-        <w:t xml:space="preserve">3.  </w:t>
-      </w:r>
+        <w:pStyle w:val="ListNumber"/>
+      </w:pPr>
       <w:r>
         <w:t>Review the Contoso Service Desk scenario: tickets are slow to be assigned and status is unclear.</w:t>
       </w:r>
     </w:p>
     <w:p>
       <w:pPr>
-        <w:spacing w:after="80"/>
-        <w:ind w:left="360"/>
-      </w:pPr>
-      <w:r>
-        <w:rPr>
-          <w:b/>
-        </w:rPr>
-        <w:t xml:space="preserve">4.  </w:t>
-      </w:r>
+        <w:pStyle w:val="ListNumber"/>
+      </w:pPr>
       <w:r>
         <w:t>Test your scenario against the 'good project' criteria — day-to-day work, manageable, aligned to business goals, data available.</w:t>
       </w:r>
     </w:p>
     <w:p>
       <w:pPr>
-        <w:spacing w:after="80"/>
-        <w:ind w:left="360"/>
-      </w:pPr>
-      <w:r>
-        <w:rPr>
-          <w:b/>
-        </w:rPr>
-        <w:t xml:space="preserve">5.  </w:t>
-      </w:r>
+        <w:pStyle w:val="ListNumber"/>
+      </w:pPr>
       <w:r>
         <w:t>Record why a Yellow Belt supports rather than leads this improvement.</w:t>
       </w:r>
@@ -1490,7 +1712,7 @@
           <w:color w:val="1F6FEB"/>
           <w:sz w:val="22"/>
         </w:rPr>
-        <w:t>Test it</w:t>
+        <w:t>Check your work</w:t>
       </w:r>
     </w:p>
     <w:p>
@@ -1510,7 +1732,7 @@
         <w:rPr>
           <w:sz w:val="20"/>
         </w:rPr>
-        <w:t>Full commands and screenshots are in labs/lab-01-*.md. Use only process data you are authorised to use if you substitute your own workplace scenario.</w:t>
+        <w:t>The full worksheet for this lab is in labs/lab-01-*.md.</w:t>
       </w:r>
     </w:p>
     <w:p/>
@@ -1519,7 +1741,7 @@
         <w:pStyle w:val="Heading1"/>
       </w:pPr>
       <w:r>
-        <w:t>Topic 02 — Define — Scope the Problem  (25%)</w:t>
+        <w:t>DEFINE — Define — Scope the Problem  (25%)</w:t>
       </w:r>
     </w:p>
     <w:p>
@@ -1542,7 +1764,7 @@
         <w:pStyle w:val="ListBullet"/>
       </w:pPr>
       <w:r>
-        <w:t>Voice of the CustomerCapture customer needs in their own words before deciding anything.</w:t>
+        <w:t>Voice of the Customer — Capture customer needs in their own words before deciding anything.</w:t>
       </w:r>
     </w:p>
     <w:p>
@@ -1550,7 +1772,7 @@
         <w:pStyle w:val="ListBullet"/>
       </w:pPr>
       <w:r>
-        <w:t>Critical to QualityTranslate each VOC need into a specific, measurable CTQ requirement.</w:t>
+        <w:t>Critical to Quality — Translate each VOC need into a specific, measurable CTQ requirement.</w:t>
       </w:r>
     </w:p>
     <w:p>
@@ -1558,7 +1780,7 @@
         <w:pStyle w:val="ListBullet"/>
       </w:pPr>
       <w:r>
-        <w:t>Project charterProblem statement, goal, scope, team and benefit — the project's contract.</w:t>
+        <w:t>Project charter — Problem statement, goal, scope, team and benefit — the project's contract.</w:t>
       </w:r>
     </w:p>
     <w:p>
@@ -1566,7 +1788,7 @@
         <w:pStyle w:val="ListBullet"/>
       </w:pPr>
       <w:r>
-        <w:t>Problem statementProcess, time period, measurable issue and impact — and never a solution.</w:t>
+        <w:t>Problem statement — Process, time period, measurable issue and impact — and never a solution.</w:t>
       </w:r>
     </w:p>
     <w:p>
@@ -1574,7 +1796,7 @@
         <w:pStyle w:val="ListBullet"/>
       </w:pPr>
       <w:r>
-        <w:t>SIPOCThe macro as-is map: Suppliers, Inputs, Process, Outputs, Customers.</w:t>
+        <w:t>SIPOC — The macro as-is map: Suppliers, Inputs, Process, Outputs, Customers.</w:t>
       </w:r>
     </w:p>
     <w:p>
@@ -1582,7 +1804,7 @@
         <w:pStyle w:val="ListBullet"/>
       </w:pPr>
       <w:r>
-        <w:t>Process mappingFlowcharts and swimlanes expose the handoffs where delay and defects are born.</w:t>
+        <w:t>Process mapping — Flowcharts and swimlanes expose the handoffs where delay and defects are born.</w:t>
       </w:r>
     </w:p>
     <w:p>
@@ -1590,12 +1812,12 @@
         <w:pStyle w:val="Heading2"/>
       </w:pPr>
       <w:r>
-        <w:t>Lab 2 — Lean, Six Sigma, Waste, Voice of Customer, and Value</w:t>
-      </w:r>
-    </w:p>
-    <w:p>
-      <w:r>
-        <w:t>Learning outcome: Apply Lean and Six Sigma concepts — value, waste, defects, variation (K1, A2).</w:t>
+        <w:t>Lab 2 — Lean, Six Sigma, Waste, Voice of Customer, and Value  [Core]</w:t>
+      </w:r>
+    </w:p>
+    <w:p>
+      <w:r>
+        <w:t>Objective: Apply Lean and Six Sigma concepts — value, waste, defects, variation (K1, A2).</w:t>
       </w:r>
     </w:p>
     <w:p>
@@ -1615,7 +1837,7 @@
     </w:p>
     <w:p>
       <w:r>
-        <w:t>A VOC-to-CTQ translation table, a value-added analysis, and a waste walk log.   (Tools: VOC, CTQ tree, DOWNTIME eight wastes, value-added analysis.)</w:t>
+        <w:t>A VOC-to-CTQ translation table, a value-added analysis, and a waste walk log.   (Tools and techniques: VOC, CTQ tree, DOWNTIME eight wastes, value-added analysis.)</w:t>
       </w:r>
     </w:p>
     <w:p>
@@ -1630,90 +1852,48 @@
     </w:p>
     <w:p>
       <w:pPr>
-        <w:spacing w:after="80"/>
-        <w:ind w:left="360"/>
-      </w:pPr>
-      <w:r>
-        <w:rPr>
-          <w:b/>
-        </w:rPr>
-        <w:t xml:space="preserve">1.  </w:t>
-      </w:r>
+        <w:pStyle w:val="ListNumber"/>
+      </w:pPr>
       <w:r>
         <w:t>Capture the Voice of the Customer — record at least five verbatim customer statements.</w:t>
       </w:r>
     </w:p>
     <w:p>
       <w:pPr>
-        <w:spacing w:after="80"/>
-        <w:ind w:left="360"/>
-      </w:pPr>
-      <w:r>
-        <w:rPr>
-          <w:b/>
-        </w:rPr>
-        <w:t xml:space="preserve">2.  </w:t>
-      </w:r>
+        <w:pStyle w:val="ListNumber"/>
+      </w:pPr>
       <w:r>
         <w:t>Translate each VOC statement into a need, then into a measurable CTQ requirement.</w:t>
       </w:r>
     </w:p>
     <w:p>
       <w:pPr>
-        <w:spacing w:after="80"/>
-        <w:ind w:left="360"/>
-      </w:pPr>
-      <w:r>
-        <w:rPr>
-          <w:b/>
-        </w:rPr>
-        <w:t xml:space="preserve">3.  </w:t>
-      </w:r>
+        <w:pStyle w:val="ListNumber"/>
+      </w:pPr>
       <w:r>
         <w:t>Classify each process activity as value-added, business-value-added or non-value-added.</w:t>
       </w:r>
     </w:p>
     <w:p>
       <w:pPr>
-        <w:spacing w:after="80"/>
-        <w:ind w:left="360"/>
-      </w:pPr>
-      <w:r>
-        <w:rPr>
-          <w:b/>
-        </w:rPr>
-        <w:t xml:space="preserve">4.  </w:t>
-      </w:r>
+        <w:pStyle w:val="ListNumber"/>
+      </w:pPr>
       <w:r>
         <w:t>Conduct a waste walk and tag each observation against the eight wastes (DOWNTIME).</w:t>
       </w:r>
     </w:p>
     <w:p>
       <w:pPr>
-        <w:spacing w:after="80"/>
-        <w:ind w:left="360"/>
-      </w:pPr>
-      <w:r>
-        <w:rPr>
-          <w:b/>
-        </w:rPr>
-        <w:t xml:space="preserve">5.  </w:t>
-      </w:r>
+        <w:pStyle w:val="ListNumber"/>
+      </w:pPr>
       <w:r>
         <w:t>Distinguish a defect (output fails CTQ) from waste (effort the customer will not pay for).</w:t>
       </w:r>
     </w:p>
     <w:p>
       <w:pPr>
-        <w:spacing w:after="80"/>
-        <w:ind w:left="360"/>
-      </w:pPr>
-      <w:r>
-        <w:rPr>
-          <w:b/>
-        </w:rPr>
-        <w:t xml:space="preserve">6.  </w:t>
-      </w:r>
+        <w:pStyle w:val="ListNumber"/>
+      </w:pPr>
       <w:r>
         <w:t>Identify which single waste type appears most often in your scenario.</w:t>
       </w:r>
@@ -1725,7 +1905,7 @@
           <w:color w:val="1F6FEB"/>
           <w:sz w:val="22"/>
         </w:rPr>
-        <w:t>Test it</w:t>
+        <w:t>Check your work</w:t>
       </w:r>
     </w:p>
     <w:p>
@@ -1745,7 +1925,7 @@
         <w:rPr>
           <w:sz w:val="20"/>
         </w:rPr>
-        <w:t>Full commands and screenshots are in labs/lab-02-*.md. Use only process data you are authorised to use if you substitute your own workplace scenario.</w:t>
+        <w:t>The full worksheet for this lab is in labs/lab-02-*.md.</w:t>
       </w:r>
     </w:p>
     <w:p/>
@@ -1754,12 +1934,12 @@
         <w:pStyle w:val="Heading2"/>
       </w:pPr>
       <w:r>
-        <w:t>Lab 3 — SIPOC, Process Mapping, Handoffs, and SME Support</w:t>
-      </w:r>
-    </w:p>
-    <w:p>
-      <w:r>
-        <w:t>Learning outcome: Map a process with SIPOC and a detailed process map to expose handoffs (A2, A3).</w:t>
+        <w:t>Lab 3 — SIPOC, Process Mapping, Handoffs, and SME Support  [Core]</w:t>
+      </w:r>
+    </w:p>
+    <w:p>
+      <w:r>
+        <w:t>Objective: Map a process with SIPOC and a detailed process map to expose handoffs (A2, A3).</w:t>
       </w:r>
     </w:p>
     <w:p>
@@ -1779,7 +1959,7 @@
     </w:p>
     <w:p>
       <w:r>
-        <w:t>A completed SIPOC and a detailed process map with pain points marked.   (Tools: SIPOC, process flowchart, swimlane map, standard process symbols.)</w:t>
+        <w:t>A completed SIPOC and a detailed process map with pain points marked.   (Tools and techniques: SIPOC &amp; Process Map Builder, process flowchart, swimlane map, standard process symbols.)</w:t>
       </w:r>
     </w:p>
     <w:p>
@@ -1794,90 +1974,58 @@
     </w:p>
     <w:p>
       <w:pPr>
-        <w:spacing w:after="80"/>
-        <w:ind w:left="360"/>
-      </w:pPr>
+        <w:pStyle w:val="ListNumber"/>
+      </w:pPr>
+      <w:r>
+        <w:t>Set the process boundaries — agree the explicit start and stop points first.</w:t>
+      </w:r>
+    </w:p>
+    <w:p>
+      <w:pPr>
+        <w:pStyle w:val="ListNumber"/>
+      </w:pPr>
+      <w:r>
+        <w:t>Build the SIPOC with the online builder: Suppliers, Inputs, Process (5-7 high-level steps), Outputs, Customers.</w:t>
+      </w:r>
+    </w:p>
+    <w:p>
       <w:r>
         <w:rPr>
-          <w:b/>
+          <w:rFonts w:ascii="Consolas" w:hAnsi="Consolas"/>
+          <w:color w:val="0B3060"/>
+          <w:sz w:val="19"/>
         </w:rPr>
-        <w:t xml:space="preserve">1.  </w:t>
-      </w:r>
-      <w:r>
-        <w:t>Set the process boundaries — agree the explicit start and stop points first.</w:t>
-      </w:r>
-    </w:p>
-    <w:p>
-      <w:pPr>
-        <w:spacing w:after="80"/>
-        <w:ind w:left="360"/>
-      </w:pPr>
-      <w:r>
-        <w:rPr>
-          <w:b/>
-        </w:rPr>
-        <w:t xml:space="preserve">2.  </w:t>
-      </w:r>
-      <w:r>
-        <w:t>Build the SIPOC: Suppliers, Inputs, Process (5-7 high-level steps), Outputs, Customers.</w:t>
-      </w:r>
-    </w:p>
-    <w:p>
-      <w:pPr>
-        <w:spacing w:after="80"/>
-        <w:ind w:left="360"/>
-      </w:pPr>
-      <w:r>
-        <w:rPr>
-          <w:b/>
-        </w:rPr>
-        <w:t xml:space="preserve">3.  </w:t>
-      </w:r>
+        <w:t>https://alfredang.github.io/sipoc/</w:t>
+      </w:r>
+    </w:p>
+    <w:p>
+      <w:pPr>
+        <w:pStyle w:val="ListNumber"/>
+      </w:pPr>
       <w:r>
         <w:t>Expand into a detailed process map: Step, Actor, Activity, System, Handoff.</w:t>
       </w:r>
     </w:p>
     <w:p>
       <w:pPr>
-        <w:spacing w:after="80"/>
-        <w:ind w:left="360"/>
-      </w:pPr>
-      <w:r>
-        <w:rPr>
-          <w:b/>
-        </w:rPr>
-        <w:t xml:space="preserve">4.  </w:t>
-      </w:r>
-      <w:r>
-        <w:t>Draw the same flow as a swimlane map so each actor's lane makes handoffs obvious.</w:t>
-      </w:r>
-    </w:p>
-    <w:p>
-      <w:pPr>
-        <w:spacing w:after="80"/>
-        <w:ind w:left="360"/>
-      </w:pPr>
-      <w:r>
-        <w:rPr>
-          <w:b/>
-        </w:rPr>
-        <w:t xml:space="preserve">5.  </w:t>
-      </w:r>
-      <w:r>
-        <w:t>Mark pain points — delays, rework loops, unclear ownership and handoff risks.</w:t>
-      </w:r>
-    </w:p>
-    <w:p>
-      <w:pPr>
-        <w:spacing w:after="80"/>
-        <w:ind w:left="360"/>
-      </w:pPr>
-      <w:r>
-        <w:rPr>
-          <w:b/>
-        </w:rPr>
-        <w:t xml:space="preserve">6.  </w:t>
-      </w:r>
+        <w:pStyle w:val="ListNumber"/>
+      </w:pPr>
+      <w:r>
+        <w:t>Assign an actor to each step — the tool generates the swimlane and detects every handoff for you.</w:t>
+      </w:r>
+    </w:p>
+    <w:p>
+      <w:pPr>
+        <w:pStyle w:val="ListNumber"/>
+      </w:pPr>
+      <w:r>
+        <w:t>Tag pain points on the steps — waiting, rework loop, unclear ownership, duplicate entry or missing decision rule (at least three).</w:t>
+      </w:r>
+    </w:p>
+    <w:p>
+      <w:pPr>
+        <w:pStyle w:val="ListNumber"/>
+      </w:pPr>
       <w:r>
         <w:t>Prepare SME notes for the Green Belt: what you observed and what needs validation.</w:t>
       </w:r>
@@ -1889,12 +2037,12 @@
           <w:color w:val="1F6FEB"/>
           <w:sz w:val="22"/>
         </w:rPr>
-        <w:t>Test it</w:t>
-      </w:r>
-    </w:p>
-    <w:p>
-      <w:r>
-        <w:t>Your SIPOC has all five columns populated and every handoff on the detailed map has a named owner on both sides.</w:t>
+        <w:t>Check your work</w:t>
+      </w:r>
+    </w:p>
+    <w:p>
+      <w:r>
+        <w:t>Run 'Check my SIPOC' in the tool — all five columns populated, 5-7 steps, at least three pain points, and every handoff owned on both sides.</w:t>
       </w:r>
     </w:p>
     <w:p>
@@ -1909,7 +2057,7 @@
         <w:rPr>
           <w:sz w:val="20"/>
         </w:rPr>
-        <w:t>Full commands and screenshots are in labs/lab-03-*.md. Use only process data you are authorised to use if you substitute your own workplace scenario.</w:t>
+        <w:t>The full worksheet for this lab is in labs/lab-03-*.md.</w:t>
       </w:r>
     </w:p>
     <w:p/>
@@ -1918,12 +2066,12 @@
         <w:pStyle w:val="Heading2"/>
       </w:pPr>
       <w:r>
-        <w:t>Lab 4 — PDCA Small Improvement Project Charter</w:t>
-      </w:r>
-    </w:p>
-    <w:p>
-      <w:r>
-        <w:t>Learning outcome: Charter a small improvement using PDCA with a measurable goal (A1, A2).</w:t>
+        <w:t>Lab 4 — PDCA Small Improvement Project Charter  [Elective]</w:t>
+      </w:r>
+    </w:p>
+    <w:p>
+      <w:r>
+        <w:t>Objective: Charter a small improvement using PDCA with a measurable goal (A1, A2).</w:t>
       </w:r>
     </w:p>
     <w:p>
@@ -1943,7 +2091,7 @@
     </w:p>
     <w:p>
       <w:r>
-        <w:t>A one-page PDCA charter with problem statement, goal, scope and success measure.   (Tools: PDCA cycle, problem/goal statements, scope in-out, stakeholder list.)</w:t>
+        <w:t>A one-page PDCA charter with problem statement, goal, scope and success measure.   (Tools and techniques: PDCA cycle, problem/goal statements, scope in-out, stakeholder list.)</w:t>
       </w:r>
     </w:p>
     <w:p>
@@ -1958,90 +2106,48 @@
     </w:p>
     <w:p>
       <w:pPr>
-        <w:spacing w:after="80"/>
-        <w:ind w:left="360"/>
-      </w:pPr>
-      <w:r>
-        <w:rPr>
-          <w:b/>
-        </w:rPr>
-        <w:t xml:space="preserve">1.  </w:t>
-      </w:r>
+        <w:pStyle w:val="ListNumber"/>
+      </w:pPr>
       <w:r>
         <w:t>Map the four PDCA phases to concrete actions for your scenario.</w:t>
       </w:r>
     </w:p>
     <w:p>
       <w:pPr>
-        <w:spacing w:after="80"/>
-        <w:ind w:left="360"/>
-      </w:pPr>
-      <w:r>
-        <w:rPr>
-          <w:b/>
-        </w:rPr>
-        <w:t xml:space="preserve">2.  </w:t>
-      </w:r>
+        <w:pStyle w:val="ListNumber"/>
+      </w:pPr>
       <w:r>
         <w:t>Write the problem statement: process, time period, measurable issue and impact — no solution.</w:t>
       </w:r>
     </w:p>
     <w:p>
       <w:pPr>
-        <w:spacing w:after="80"/>
-        <w:ind w:left="360"/>
-      </w:pPr>
-      <w:r>
-        <w:rPr>
-          <w:b/>
-        </w:rPr>
-        <w:t xml:space="preserve">3.  </w:t>
-      </w:r>
+        <w:pStyle w:val="ListNumber"/>
+      </w:pPr>
       <w:r>
         <w:t>Write a measurable goal statement: metric, baseline, target and date.</w:t>
       </w:r>
     </w:p>
     <w:p>
       <w:pPr>
-        <w:spacing w:after="80"/>
-        <w:ind w:left="360"/>
-      </w:pPr>
-      <w:r>
-        <w:rPr>
-          <w:b/>
-        </w:rPr>
-        <w:t xml:space="preserve">4.  </w:t>
-      </w:r>
+        <w:pStyle w:val="ListNumber"/>
+      </w:pPr>
       <w:r>
         <w:t>Define scope with an explicit in-scope / out-of-scope table to prevent scope creep.</w:t>
       </w:r>
     </w:p>
     <w:p>
       <w:pPr>
-        <w:spacing w:after="80"/>
-        <w:ind w:left="360"/>
-      </w:pPr>
-      <w:r>
-        <w:rPr>
-          <w:b/>
-        </w:rPr>
-        <w:t xml:space="preserve">5.  </w:t>
-      </w:r>
+        <w:pStyle w:val="ListNumber"/>
+      </w:pPr>
       <w:r>
         <w:t>Identify stakeholders and the decision you will make after the Check phase.</w:t>
       </w:r>
     </w:p>
     <w:p>
       <w:pPr>
-        <w:spacing w:after="80"/>
-        <w:ind w:left="360"/>
-      </w:pPr>
-      <w:r>
-        <w:rPr>
-          <w:b/>
-        </w:rPr>
-        <w:t xml:space="preserve">6.  </w:t>
-      </w:r>
+        <w:pStyle w:val="ListNumber"/>
+      </w:pPr>
       <w:r>
         <w:t>Confirm the improvement is small enough to test within two weeks.</w:t>
       </w:r>
@@ -2053,7 +2159,7 @@
           <w:color w:val="1F6FEB"/>
           <w:sz w:val="22"/>
         </w:rPr>
-        <w:t>Test it</w:t>
+        <w:t>Check your work</w:t>
       </w:r>
     </w:p>
     <w:p>
@@ -2073,7 +2179,7 @@
         <w:rPr>
           <w:sz w:val="20"/>
         </w:rPr>
-        <w:t>Full commands and screenshots are in labs/lab-04-*.md. Use only process data you are authorised to use if you substitute your own workplace scenario.</w:t>
+        <w:t>The full worksheet for this lab is in labs/lab-04-*.md.</w:t>
       </w:r>
     </w:p>
     <w:p/>
@@ -2082,12 +2188,12 @@
         <w:pStyle w:val="Heading2"/>
       </w:pPr>
       <w:r>
-        <w:t>Lab 5 — DMAIC Overview, Problem Statement, Scope, and Stakeholders</w:t>
-      </w:r>
-    </w:p>
-    <w:p>
-      <w:r>
-        <w:t>Learning outcome: Support the Define phase of a DMAIC project (A1, A2).</w:t>
+        <w:t>Lab 5 — DMAIC Overview, Problem Statement, Scope, and Stakeholders  [Core]</w:t>
+      </w:r>
+    </w:p>
+    <w:p>
+      <w:r>
+        <w:t>Objective: Support the Define phase of a DMAIC project (A1, A2).</w:t>
       </w:r>
     </w:p>
     <w:p>
@@ -2107,7 +2213,7 @@
     </w:p>
     <w:p>
       <w:r>
-        <w:t>A DMAIC phase table, refined problem statement, stakeholder map and benefit estimate.   (Tools: DMAIC roadmap, project charter, stakeholder analysis, CTQ linkage.)</w:t>
+        <w:t>A DMAIC phase table, refined problem statement, stakeholder map and benefit estimate.   (Tools and techniques: DMAIC roadmap, project charter, stakeholder analysis, CTQ linkage.)</w:t>
       </w:r>
     </w:p>
     <w:p>
@@ -2122,90 +2228,48 @@
     </w:p>
     <w:p>
       <w:pPr>
-        <w:spacing w:after="80"/>
-        <w:ind w:left="360"/>
-      </w:pPr>
-      <w:r>
-        <w:rPr>
-          <w:b/>
-        </w:rPr>
-        <w:t xml:space="preserve">1.  </w:t>
-      </w:r>
+        <w:pStyle w:val="ListNumber"/>
+      </w:pPr>
       <w:r>
         <w:t>Summarise all five DMAIC phases: purpose, key deliverable and Yellow Belt support role.</w:t>
       </w:r>
     </w:p>
     <w:p>
       <w:pPr>
-        <w:spacing w:after="80"/>
-        <w:ind w:left="360"/>
-      </w:pPr>
-      <w:r>
-        <w:rPr>
-          <w:b/>
-        </w:rPr>
-        <w:t xml:space="preserve">2.  </w:t>
-      </w:r>
+        <w:pStyle w:val="ListNumber"/>
+      </w:pPr>
       <w:r>
         <w:t>Refine the problem statement so it is specific, measurable and solution-free.</w:t>
       </w:r>
     </w:p>
     <w:p>
       <w:pPr>
-        <w:spacing w:after="80"/>
-        <w:ind w:left="360"/>
-      </w:pPr>
-      <w:r>
-        <w:rPr>
-          <w:b/>
-        </w:rPr>
-        <w:t xml:space="preserve">3.  </w:t>
-      </w:r>
+        <w:pStyle w:val="ListNumber"/>
+      </w:pPr>
       <w:r>
         <w:t>Identify stakeholders and classify each by influence and interest.</w:t>
       </w:r>
     </w:p>
     <w:p>
       <w:pPr>
-        <w:spacing w:after="80"/>
-        <w:ind w:left="360"/>
-      </w:pPr>
-      <w:r>
-        <w:rPr>
-          <w:b/>
-        </w:rPr>
-        <w:t xml:space="preserve">4.  </w:t>
-      </w:r>
+        <w:pStyle w:val="ListNumber"/>
+      </w:pPr>
       <w:r>
         <w:t>Define the project scope and state the expected benefit in business terms.</w:t>
       </w:r>
     </w:p>
     <w:p>
       <w:pPr>
-        <w:spacing w:after="80"/>
-        <w:ind w:left="360"/>
-      </w:pPr>
-      <w:r>
-        <w:rPr>
-          <w:b/>
-        </w:rPr>
-        <w:t xml:space="preserve">5.  </w:t>
-      </w:r>
+        <w:pStyle w:val="ListNumber"/>
+      </w:pPr>
       <w:r>
         <w:t>Link the problem back to the CTQ requirements captured in Lab 2.</w:t>
       </w:r>
     </w:p>
     <w:p>
       <w:pPr>
-        <w:spacing w:after="80"/>
-        <w:ind w:left="360"/>
-      </w:pPr>
-      <w:r>
-        <w:rPr>
-          <w:b/>
-        </w:rPr>
-        <w:t xml:space="preserve">6.  </w:t>
-      </w:r>
+        <w:pStyle w:val="ListNumber"/>
+      </w:pPr>
       <w:r>
         <w:t>Confirm which DMAIC phases a Yellow Belt can support most strongly.</w:t>
       </w:r>
@@ -2217,7 +2281,7 @@
           <w:color w:val="1F6FEB"/>
           <w:sz w:val="22"/>
         </w:rPr>
-        <w:t>Test it</w:t>
+        <w:t>Check your work</w:t>
       </w:r>
     </w:p>
     <w:p>
@@ -2237,7 +2301,7 @@
         <w:rPr>
           <w:sz w:val="20"/>
         </w:rPr>
-        <w:t>Full commands and screenshots are in labs/lab-05-*.md. Use only process data you are authorised to use if you substitute your own workplace scenario.</w:t>
+        <w:t>The full worksheet for this lab is in labs/lab-05-*.md.</w:t>
       </w:r>
     </w:p>
     <w:p/>
@@ -2246,12 +2310,12 @@
         <w:pStyle w:val="Heading2"/>
       </w:pPr>
       <w:r>
-        <w:t>Lab 11 — Affinity Diagram and Kano Analysis</w:t>
-      </w:r>
-    </w:p>
-    <w:p>
-      <w:r>
-        <w:t>Learning outcome: Organise customer requirements and classify them by satisfaction impact (K2).</w:t>
+        <w:t>Lab 11 — Affinity Diagram and Kano Analysis  [Elective]</w:t>
+      </w:r>
+    </w:p>
+    <w:p>
+      <w:r>
+        <w:t>Objective: Organise customer requirements and classify them by satisfaction impact (K2).</w:t>
       </w:r>
     </w:p>
     <w:p>
@@ -2271,7 +2335,7 @@
     </w:p>
     <w:p>
       <w:r>
-        <w:t>An Affinity Diagram of clustered VOC themes and a Kano classification table.   (Tools: Affinity Diagram, Kano Analysis, VOC clustering.)</w:t>
+        <w:t>An Affinity Diagram of clustered VOC themes and a Kano classification table.   (Tools and techniques: Affinity Diagram, Kano Analysis, VOC clustering.)</w:t>
       </w:r>
     </w:p>
     <w:p>
@@ -2286,60 +2350,32 @@
     </w:p>
     <w:p>
       <w:pPr>
-        <w:spacing w:after="80"/>
-        <w:ind w:left="360"/>
-      </w:pPr>
-      <w:r>
-        <w:rPr>
-          <w:b/>
-        </w:rPr>
-        <w:t xml:space="preserve">1.  </w:t>
-      </w:r>
+        <w:pStyle w:val="ListNumber"/>
+      </w:pPr>
       <w:r>
         <w:t>Write each VOC statement on a separate note — one idea per note.</w:t>
       </w:r>
     </w:p>
     <w:p>
       <w:pPr>
-        <w:spacing w:after="80"/>
-        <w:ind w:left="360"/>
-      </w:pPr>
-      <w:r>
-        <w:rPr>
-          <w:b/>
-        </w:rPr>
-        <w:t xml:space="preserve">2.  </w:t>
-      </w:r>
+        <w:pStyle w:val="ListNumber"/>
+      </w:pPr>
       <w:r>
         <w:t>Cluster related notes into natural groups without talking, then name each group.</w:t>
       </w:r>
     </w:p>
     <w:p>
       <w:pPr>
-        <w:spacing w:after="80"/>
-        <w:ind w:left="360"/>
-      </w:pPr>
-      <w:r>
-        <w:rPr>
-          <w:b/>
-        </w:rPr>
-        <w:t xml:space="preserve">3.  </w:t>
-      </w:r>
+        <w:pStyle w:val="ListNumber"/>
+      </w:pPr>
       <w:r>
         <w:t>Classify each requirement as Must-Be, One-Dimensional or Delighter.</w:t>
       </w:r>
     </w:p>
     <w:p>
       <w:pPr>
-        <w:spacing w:after="80"/>
-        <w:ind w:left="360"/>
-      </w:pPr>
-      <w:r>
-        <w:rPr>
-          <w:b/>
-        </w:rPr>
-        <w:t xml:space="preserve">4.  </w:t>
-      </w:r>
+        <w:pStyle w:val="ListNumber"/>
+      </w:pPr>
       <w:r>
         <w:t>Plot the requirements on the Kano diagram and identify where to invest first.</w:t>
       </w:r>
@@ -2351,7 +2387,7 @@
           <w:color w:val="1F6FEB"/>
           <w:sz w:val="22"/>
         </w:rPr>
-        <w:t>Test it</w:t>
+        <w:t>Check your work</w:t>
       </w:r>
     </w:p>
     <w:p>
@@ -2371,7 +2407,7 @@
         <w:rPr>
           <w:sz w:val="20"/>
         </w:rPr>
-        <w:t>Full commands and screenshots are in labs/lab-11-*.md. Use only process data you are authorised to use if you substitute your own workplace scenario.</w:t>
+        <w:t>The full worksheet for this lab is in labs/lab-11-*.md.</w:t>
       </w:r>
     </w:p>
     <w:p/>
@@ -2380,7 +2416,7 @@
         <w:pStyle w:val="Heading1"/>
       </w:pPr>
       <w:r>
-        <w:t>Topic 03 — Measure — Quantify Performance  (25%)</w:t>
+        <w:t>MEASURE — Measure — Quantify Performance  (25%)</w:t>
       </w:r>
     </w:p>
     <w:p>
@@ -2403,7 +2439,7 @@
         <w:pStyle w:val="ListBullet"/>
       </w:pPr>
       <w:r>
-        <w:t>The 8 wastes — DOWNTIMEDefects, Overproduction, Waiting, Non-utilised talent, Transport, Inventory, Motion, Extra-processing.</w:t>
+        <w:t>The 8 wastes — DOWNTIME — Defects, Overproduction, Waiting, Non-utilised talent, Transport, Inventory, Motion, Extra-processing.</w:t>
       </w:r>
     </w:p>
     <w:p>
@@ -2411,7 +2447,7 @@
         <w:pStyle w:val="ListBullet"/>
       </w:pPr>
       <w:r>
-        <w:t>Types of dataContinuous vs discrete; nominal vs ordinal — the data type drives the tool choice.</w:t>
+        <w:t>Types of data — Continuous vs discrete; nominal vs ordinal — the data type drives the tool choice.</w:t>
       </w:r>
     </w:p>
     <w:p>
@@ -2419,7 +2455,7 @@
         <w:pStyle w:val="ListBullet"/>
       </w:pPr>
       <w:r>
-        <w:t>Data collection planWhat, who, when and how — with operational definitions to remove ambiguity.</w:t>
+        <w:t>Data collection plan — What, who, when and how — with operational definitions to remove ambiguity.</w:t>
       </w:r>
     </w:p>
     <w:p>
@@ -2427,7 +2463,7 @@
         <w:pStyle w:val="ListBullet"/>
       </w:pPr>
       <w:r>
-        <w:t>Check sheetsA simple structured form is the most reliable way to capture process data.</w:t>
+        <w:t>Check sheets — A simple structured form is the most reliable way to capture process data.</w:t>
       </w:r>
     </w:p>
     <w:p>
@@ -2435,7 +2471,7 @@
         <w:pStyle w:val="ListBullet"/>
       </w:pPr>
       <w:r>
-        <w:t>Process metricsYield, DPU, DPO and DPMO quantify how well the process actually performs.</w:t>
+        <w:t>Process metrics — Yield, DPU, DPO and DPMO quantify how well the process actually performs.</w:t>
       </w:r>
     </w:p>
     <w:p>
@@ -2443,7 +2479,7 @@
         <w:pStyle w:val="ListBullet"/>
       </w:pPr>
       <w:r>
-        <w:t>Sigma levelConvert DPMO into a sigma level to benchmark the process against Six Sigma.</w:t>
+        <w:t>Sigma level — Convert DPMO into a sigma level to benchmark the process against Six Sigma.</w:t>
       </w:r>
     </w:p>
     <w:p>
@@ -2451,12 +2487,12 @@
         <w:pStyle w:val="Heading2"/>
       </w:pPr>
       <w:r>
-        <w:t>Lab 6 — Data Collection, KPIs, Check Sheets, and Basic Metrics</w:t>
-      </w:r>
-    </w:p>
-    <w:p>
-      <w:r>
-        <w:t>Learning outcome: Plan and execute data collection against defined quality standards (A4).</w:t>
+        <w:t>Lab 6 — Data Collection, KPIs, Check Sheets, and Basic Metrics  [Core]</w:t>
+      </w:r>
+    </w:p>
+    <w:p>
+      <w:r>
+        <w:t>Objective: Plan and execute data collection against defined quality standards (A4).</w:t>
       </w:r>
     </w:p>
     <w:p>
@@ -2476,7 +2512,7 @@
     </w:p>
     <w:p>
       <w:r>
-        <w:t>A data collection plan, an operational definition set and a working check sheet.   (Tools: KPI definition, operational definitions, check sheets, sampling, data types.)</w:t>
+        <w:t>A data collection plan, an operational definition set and a working check sheet.   (Tools and techniques: KPI definition, operational definitions, check sheets, sampling, data types.)</w:t>
       </w:r>
     </w:p>
     <w:p>
@@ -2491,90 +2527,48 @@
     </w:p>
     <w:p>
       <w:pPr>
-        <w:spacing w:after="80"/>
-        <w:ind w:left="360"/>
-      </w:pPr>
-      <w:r>
-        <w:rPr>
-          <w:b/>
-        </w:rPr>
-        <w:t xml:space="preserve">1.  </w:t>
-      </w:r>
+        <w:pStyle w:val="ListNumber"/>
+      </w:pPr>
       <w:r>
         <w:t>Classify your data: continuous vs discrete, nominal vs ordinal — and why it matters.</w:t>
       </w:r>
     </w:p>
     <w:p>
       <w:pPr>
-        <w:spacing w:after="80"/>
-        <w:ind w:left="360"/>
-      </w:pPr>
-      <w:r>
-        <w:rPr>
-          <w:b/>
-        </w:rPr>
-        <w:t xml:space="preserve">2.  </w:t>
-      </w:r>
+        <w:pStyle w:val="ListNumber"/>
+      </w:pPr>
       <w:r>
         <w:t>Define KPIs with operational definitions, data source and collection frequency.</w:t>
       </w:r>
     </w:p>
     <w:p>
       <w:pPr>
-        <w:spacing w:after="80"/>
-        <w:ind w:left="360"/>
-      </w:pPr>
-      <w:r>
-        <w:rPr>
-          <w:b/>
-        </w:rPr>
-        <w:t xml:space="preserve">3.  </w:t>
-      </w:r>
+        <w:pStyle w:val="ListNumber"/>
+      </w:pPr>
       <w:r>
         <w:t>Design a check sheet capturing date, ticket ID, type, assignment time and defect category.</w:t>
       </w:r>
     </w:p>
     <w:p>
       <w:pPr>
-        <w:spacing w:after="80"/>
-        <w:ind w:left="360"/>
-      </w:pPr>
-      <w:r>
-        <w:rPr>
-          <w:b/>
-        </w:rPr>
-        <w:t xml:space="preserve">4.  </w:t>
-      </w:r>
+        <w:pStyle w:val="ListNumber"/>
+      </w:pPr>
       <w:r>
         <w:t>Define mutually exclusive defect categories so every observation lands in exactly one.</w:t>
       </w:r>
     </w:p>
     <w:p>
       <w:pPr>
-        <w:spacing w:after="80"/>
-        <w:ind w:left="360"/>
-      </w:pPr>
-      <w:r>
-        <w:rPr>
-          <w:b/>
-        </w:rPr>
-        <w:t xml:space="preserve">5.  </w:t>
-      </w:r>
+        <w:pStyle w:val="ListNumber"/>
+      </w:pPr>
       <w:r>
         <w:t>Plan sampling: how many, how often, by whom — and identify possible bias.</w:t>
       </w:r>
     </w:p>
     <w:p>
       <w:pPr>
-        <w:spacing w:after="80"/>
-        <w:ind w:left="360"/>
-      </w:pPr>
-      <w:r>
-        <w:rPr>
-          <w:b/>
-        </w:rPr>
-        <w:t xml:space="preserve">6.  </w:t>
-      </w:r>
+        <w:pStyle w:val="ListNumber"/>
+      </w:pPr>
       <w:r>
         <w:t>State which KPI best reflects the customer pain point from your VOC work.</w:t>
       </w:r>
@@ -2586,7 +2580,7 @@
           <w:color w:val="1F6FEB"/>
           <w:sz w:val="22"/>
         </w:rPr>
-        <w:t>Test it</w:t>
+        <w:t>Check your work</w:t>
       </w:r>
     </w:p>
     <w:p>
@@ -2606,7 +2600,7 @@
         <w:rPr>
           <w:sz w:val="20"/>
         </w:rPr>
-        <w:t>Full commands and screenshots are in labs/lab-06-*.md. Use only process data you are authorised to use if you substitute your own workplace scenario.</w:t>
+        <w:t>The full worksheet for this lab is in labs/lab-06-*.md.</w:t>
       </w:r>
     </w:p>
     <w:p/>
@@ -2615,12 +2609,12 @@
         <w:pStyle w:val="Heading2"/>
       </w:pPr>
       <w:r>
-        <w:t>Lab 12 — Value Stream Map and Takt Time</w:t>
-      </w:r>
-    </w:p>
-    <w:p>
-      <w:r>
-        <w:t>Learning outcome: Quantify flow, lead time and takt time across the value stream (A3, A4).</w:t>
+        <w:t>Lab 12 — Value Stream Map and Takt Time  [Elective]</w:t>
+      </w:r>
+    </w:p>
+    <w:p>
+      <w:r>
+        <w:t>Objective: Quantify flow, lead time and takt time across the value stream (A3, A4).</w:t>
       </w:r>
     </w:p>
     <w:p>
@@ -2640,7 +2634,7 @@
     </w:p>
     <w:p>
       <w:r>
-        <w:t>A value stream map with lead time, process time and a calculated takt time.   (Tools: Value stream mapping, lead time, WIP, takt time, cycle efficiency.)</w:t>
+        <w:t>A value stream map with lead time, process time and a calculated takt time.   (Tools and techniques: SIPOC &amp; Process Map Builder, value stream mapping, lead time, WIP, takt time.)</w:t>
       </w:r>
     </w:p>
     <w:p>
@@ -2655,60 +2649,42 @@
     </w:p>
     <w:p>
       <w:pPr>
-        <w:spacing w:after="80"/>
-        <w:ind w:left="360"/>
-      </w:pPr>
+        <w:pStyle w:val="ListNumber"/>
+      </w:pPr>
+      <w:r>
+        <w:t>Map the value stream: each step with its process time and the wait time between steps. Start from your Lab 3 process map.</w:t>
+      </w:r>
+    </w:p>
+    <w:p>
       <w:r>
         <w:rPr>
-          <w:b/>
+          <w:rFonts w:ascii="Consolas" w:hAnsi="Consolas"/>
+          <w:color w:val="0B3060"/>
+          <w:sz w:val="19"/>
         </w:rPr>
-        <w:t xml:space="preserve">1.  </w:t>
-      </w:r>
-      <w:r>
-        <w:t>Map the value stream: each step with its process time and the wait time between steps.</w:t>
-      </w:r>
-    </w:p>
-    <w:p>
-      <w:pPr>
-        <w:spacing w:after="80"/>
-        <w:ind w:left="360"/>
-      </w:pPr>
-      <w:r>
-        <w:rPr>
-          <w:b/>
-        </w:rPr>
-        <w:t xml:space="preserve">2.  </w:t>
-      </w:r>
+        <w:t>https://alfredang.github.io/sipoc/</w:t>
+      </w:r>
+    </w:p>
+    <w:p>
+      <w:pPr>
+        <w:pStyle w:val="ListNumber"/>
+      </w:pPr>
       <w:r>
         <w:t>Total the value-added time and the lead time, then compute process cycle efficiency.</w:t>
       </w:r>
     </w:p>
     <w:p>
       <w:pPr>
-        <w:spacing w:after="80"/>
-        <w:ind w:left="360"/>
-      </w:pPr>
-      <w:r>
-        <w:rPr>
-          <w:b/>
-        </w:rPr>
-        <w:t xml:space="preserve">3.  </w:t>
-      </w:r>
+        <w:pStyle w:val="ListNumber"/>
+      </w:pPr>
       <w:r>
         <w:t>Calculate takt time = available working time / customer demand.</w:t>
       </w:r>
     </w:p>
     <w:p>
       <w:pPr>
-        <w:spacing w:after="80"/>
-        <w:ind w:left="360"/>
-      </w:pPr>
-      <w:r>
-        <w:rPr>
-          <w:b/>
-        </w:rPr>
-        <w:t xml:space="preserve">4.  </w:t>
-      </w:r>
+        <w:pStyle w:val="ListNumber"/>
+      </w:pPr>
       <w:r>
         <w:t>Compare cycle time against takt time to identify the bottleneck step.</w:t>
       </w:r>
@@ -2720,7 +2696,7 @@
           <w:color w:val="1F6FEB"/>
           <w:sz w:val="22"/>
         </w:rPr>
-        <w:t>Test it</w:t>
+        <w:t>Check your work</w:t>
       </w:r>
     </w:p>
     <w:p>
@@ -2740,7 +2716,7 @@
         <w:rPr>
           <w:sz w:val="20"/>
         </w:rPr>
-        <w:t>Full commands and screenshots are in labs/lab-12-*.md. Use only process data you are authorised to use if you substitute your own workplace scenario.</w:t>
+        <w:t>The full worksheet for this lab is in labs/lab-12-*.md.</w:t>
       </w:r>
     </w:p>
     <w:p/>
@@ -2749,7 +2725,7 @@
         <w:pStyle w:val="Heading1"/>
       </w:pPr>
       <w:r>
-        <w:t>Topic 04 — Analyze — Find the Root Cause  (20%)</w:t>
+        <w:t>ANALYZE — Analyze — Find the Root Cause  (20%)</w:t>
       </w:r>
     </w:p>
     <w:p>
@@ -2772,7 +2748,7 @@
         <w:pStyle w:val="ListBullet"/>
       </w:pPr>
       <w:r>
-        <w:t>VariationCommon cause is built into the process; special cause is an external, assignable signal.</w:t>
+        <w:t>Variation — Common cause is built into the process; special cause is an external, assignable signal.</w:t>
       </w:r>
     </w:p>
     <w:p>
@@ -2780,7 +2756,7 @@
         <w:pStyle w:val="ListBullet"/>
       </w:pPr>
       <w:r>
-        <w:t>Pareto analysisThe 80/20 rule separates the vital few causes from the trivial many.</w:t>
+        <w:t>Pareto analysis — The 80/20 rule separates the vital few causes from the trivial many.</w:t>
       </w:r>
     </w:p>
     <w:p>
@@ -2788,7 +2764,7 @@
         <w:pStyle w:val="ListBullet"/>
       </w:pPr>
       <w:r>
-        <w:t>Run chartsPlot the metric over time to reveal trend, shift, cluster and oscillation.</w:t>
+        <w:t>Run charts — Plot the metric over time to reveal trend, shift, cluster and oscillation.</w:t>
       </w:r>
     </w:p>
     <w:p>
@@ -2796,7 +2772,7 @@
         <w:pStyle w:val="ListBullet"/>
       </w:pPr>
       <w:r>
-        <w:t>5 WhysAsk why repeatedly to drill from the symptom down to an actionable cause.</w:t>
+        <w:t>5 Whys — Ask why repeatedly to drill from the symptom down to an actionable cause.</w:t>
       </w:r>
     </w:p>
     <w:p>
@@ -2804,7 +2780,7 @@
         <w:pStyle w:val="ListBullet"/>
       </w:pPr>
       <w:r>
-        <w:t>Fishbone diagramOrganise candidate causes by category — Manpower, Method, Machine, Material, Measurement.</w:t>
+        <w:t>Fishbone diagram — Organise candidate causes by category — Manpower, Method, Machine, Material, Measurement.</w:t>
       </w:r>
     </w:p>
     <w:p>
@@ -2812,7 +2788,7 @@
         <w:pStyle w:val="ListBullet"/>
       </w:pPr>
       <w:r>
-        <w:t>Evidence testingA cause is only a root cause when the data you collected supports it.</w:t>
+        <w:t>Evidence testing — A cause is only a root cause when the data you collected supports it.</w:t>
       </w:r>
     </w:p>
     <w:p>
@@ -2820,12 +2796,12 @@
         <w:pStyle w:val="Heading2"/>
       </w:pPr>
       <w:r>
-        <w:t>Lab 7 — Pareto, Run Charts, Variation, Yield, DPU, and DPMO</w:t>
-      </w:r>
-    </w:p>
-    <w:p>
-      <w:r>
-        <w:t>Learning outcome: Analyse process performance data to quantify and prioritise (A3, A4).</w:t>
+        <w:t>Lab 7 — Pareto, Run Charts, Variation, Yield, DPU, and DPMO  [Core]</w:t>
+      </w:r>
+    </w:p>
+    <w:p>
+      <w:r>
+        <w:t>Objective: Analyse process performance data to quantify and prioritise (A3, A4).</w:t>
       </w:r>
     </w:p>
     <w:p>
@@ -2845,7 +2821,7 @@
     </w:p>
     <w:p>
       <w:r>
-        <w:t>A Pareto chart, a run chart and calculated yield, DPU, DPO, DPMO and sigma level.   (Tools: Pareto Chart tool (collaborative.)</w:t>
+        <w:t>A Pareto chart, a run chart and calculated yield, DPU, DPO, DPMO and sigma level.   (Tools and techniques: Pareto Chart tool (collaborative), NovaSPC, yield/DPU/DPO/DPMO, sigma level, variation.)</w:t>
       </w:r>
     </w:p>
     <w:p>
@@ -2860,120 +2836,84 @@
     </w:p>
     <w:p>
       <w:pPr>
-        <w:spacing w:after="80"/>
-        <w:ind w:left="360"/>
-      </w:pPr>
+        <w:pStyle w:val="ListNumber"/>
+      </w:pPr>
+      <w:r>
+        <w:t>Build the Pareto table: category, count, percentage and cumulative percentage.</w:t>
+      </w:r>
+    </w:p>
+    <w:p>
+      <w:pPr>
+        <w:pStyle w:val="ListNumber"/>
+      </w:pPr>
+      <w:r>
+        <w:t>In your group, open the collaborative Pareto tool — one member creates the session and shares the code, then everyone joins, brainstorms and votes to produce the live Pareto chart.</w:t>
+      </w:r>
+    </w:p>
+    <w:p>
       <w:r>
         <w:rPr>
-          <w:b/>
+          <w:rFonts w:ascii="Consolas" w:hAnsi="Consolas"/>
+          <w:color w:val="0B3060"/>
+          <w:sz w:val="19"/>
         </w:rPr>
-        <w:t xml:space="preserve">1.  </w:t>
-      </w:r>
-      <w:r>
-        <w:t>Build the Pareto table: category, count, percentage and cumulative percentage.</w:t>
-      </w:r>
-    </w:p>
-    <w:p>
-      <w:pPr>
-        <w:spacing w:after="80"/>
-        <w:ind w:left="360"/>
-      </w:pPr>
+        <w:t>https://alfredang.github.io/paretochart/</w:t>
+      </w:r>
+    </w:p>
+    <w:p>
+      <w:pPr>
+        <w:pStyle w:val="ListNumber"/>
+      </w:pPr>
+      <w:r>
+        <w:t>Identify the vital few categories driving about 80% of the problem.</w:t>
+      </w:r>
+    </w:p>
+    <w:p>
+      <w:pPr>
+        <w:pStyle w:val="ListNumber"/>
+      </w:pPr>
+      <w:r>
+        <w:t>Export your assignment-time data as CSV and plot a run chart in NovaSPC.</w:t>
+      </w:r>
+    </w:p>
+    <w:p>
       <w:r>
         <w:rPr>
-          <w:b/>
+          <w:rFonts w:ascii="Consolas" w:hAnsi="Consolas"/>
+          <w:color w:val="0B3060"/>
+          <w:sz w:val="19"/>
         </w:rPr>
-        <w:t xml:space="preserve">2.  </w:t>
-      </w:r>
-      <w:r>
-        <w:t>In your group, open the collaborative Pareto tool — one member creates the session and shares the code, then everyone joins, brainstorms and votes to produce the live Pareto chart.</w:t>
-      </w:r>
-    </w:p>
-    <w:p>
-      <w:pPr>
-        <w:spacing w:after="80"/>
-        <w:ind w:left="360"/>
-      </w:pPr>
-      <w:r>
-        <w:rPr>
-          <w:b/>
-        </w:rPr>
-        <w:t xml:space="preserve">3.  </w:t>
-      </w:r>
-      <w:r>
-        <w:t>Identify the vital few categories driving about 80% of the problem.</w:t>
-      </w:r>
-    </w:p>
-    <w:p>
-      <w:pPr>
-        <w:spacing w:after="80"/>
-        <w:ind w:left="360"/>
-      </w:pPr>
-      <w:r>
-        <w:rPr>
-          <w:b/>
-        </w:rPr>
-        <w:t xml:space="preserve">4.  </w:t>
-      </w:r>
-      <w:r>
-        <w:t>Export your assignment-time data as CSV and plot a run chart in NovaSPC.</w:t>
-      </w:r>
-    </w:p>
-    <w:p>
-      <w:pPr>
-        <w:spacing w:after="80"/>
-        <w:ind w:left="360"/>
-      </w:pPr>
-      <w:r>
-        <w:rPr>
-          <w:b/>
-        </w:rPr>
-        <w:t xml:space="preserve">5.  </w:t>
-      </w:r>
+        <w:t>https://alfredang.github.io/novaspc/</w:t>
+      </w:r>
+    </w:p>
+    <w:p>
+      <w:pPr>
+        <w:pStyle w:val="ListNumber"/>
+      </w:pPr>
       <w:r>
         <w:t>Interpret the run chart for trend, shift, cluster and oscillation patterns.</w:t>
       </w:r>
     </w:p>
     <w:p>
       <w:pPr>
-        <w:spacing w:after="80"/>
-        <w:ind w:left="360"/>
-      </w:pPr>
-      <w:r>
-        <w:rPr>
-          <w:b/>
-        </w:rPr>
-        <w:t xml:space="preserve">6.  </w:t>
-      </w:r>
+        <w:pStyle w:val="ListNumber"/>
+      </w:pPr>
       <w:r>
         <w:t>Calculate yield, DPU, DPO and DPMO from your defect data.</w:t>
       </w:r>
     </w:p>
     <w:p>
       <w:pPr>
-        <w:spacing w:after="80"/>
-        <w:ind w:left="360"/>
-      </w:pPr>
-      <w:r>
-        <w:rPr>
-          <w:b/>
-        </w:rPr>
-        <w:t xml:space="preserve">7.  </w:t>
-      </w:r>
+        <w:pStyle w:val="ListNumber"/>
+      </w:pPr>
       <w:r>
         <w:t>Convert DPMO to a sigma level and interpret what it says about the process.</w:t>
       </w:r>
     </w:p>
     <w:p>
       <w:pPr>
-        <w:spacing w:after="80"/>
-        <w:ind w:left="360"/>
-      </w:pPr>
-      <w:r>
-        <w:rPr>
-          <w:b/>
-        </w:rPr>
-        <w:t xml:space="preserve">8.  </w:t>
-      </w:r>
+        <w:pStyle w:val="ListNumber"/>
+      </w:pPr>
       <w:r>
         <w:t>Distinguish common-cause from special-cause variation and why the response differs.</w:t>
       </w:r>
@@ -2985,7 +2925,7 @@
           <w:color w:val="1F6FEB"/>
           <w:sz w:val="22"/>
         </w:rPr>
-        <w:t>Test it</w:t>
+        <w:t>Check your work</w:t>
       </w:r>
     </w:p>
     <w:p>
@@ -3005,7 +2945,7 @@
         <w:rPr>
           <w:sz w:val="20"/>
         </w:rPr>
-        <w:t>Full commands and screenshots are in labs/lab-07-*.md. Use only process data you are authorised to use if you substitute your own workplace scenario.</w:t>
+        <w:t>The full worksheet for this lab is in labs/lab-07-*.md.</w:t>
       </w:r>
     </w:p>
     <w:p/>
@@ -3014,12 +2954,12 @@
         <w:pStyle w:val="Heading2"/>
       </w:pPr>
       <w:r>
-        <w:t>Lab 8 — Root Cause Analysis with 5 Whys, Fishbone, and Evidence</w:t>
-      </w:r>
-    </w:p>
-    <w:p>
-      <w:r>
-        <w:t>Learning outcome: Identify root causes of variation using structured analysis (A3).</w:t>
+        <w:t>Lab 8 — Root Cause Analysis with 5 Whys, Fishbone, and Evidence  [Core]</w:t>
+      </w:r>
+    </w:p>
+    <w:p>
+      <w:r>
+        <w:t>Objective: Identify root causes of variation using structured analysis (A3).</w:t>
       </w:r>
     </w:p>
     <w:p>
@@ -3039,7 +2979,7 @@
     </w:p>
     <w:p>
       <w:r>
-        <w:t>A completed 5 Whys chain, a Fishbone diagram and an evidence-tested cause shortlist.   (Tools: 5 Whys tool, Fishbone tool, 5M categories, brainstorming, multi-voting.)</w:t>
+        <w:t>A completed 5 Whys chain, a Fishbone diagram and an evidence-tested cause shortlist.   (Tools and techniques: 5 Whys tool, Fishbone tool, 5M categories, brainstorming, multi-voting.)</w:t>
       </w:r>
     </w:p>
     <w:p>
@@ -3054,105 +2994,76 @@
     </w:p>
     <w:p>
       <w:pPr>
-        <w:spacing w:after="80"/>
-        <w:ind w:left="360"/>
-      </w:pPr>
+        <w:pStyle w:val="ListNumber"/>
+      </w:pPr>
+      <w:r>
+        <w:t>Write the problem statement precisely — the effect you are explaining.</w:t>
+      </w:r>
+    </w:p>
+    <w:p>
+      <w:pPr>
+        <w:pStyle w:val="ListNumber"/>
+      </w:pPr>
+      <w:r>
+        <w:t>Complete a 5 Whys chain with the online 5 Whys tool, continuing until you reach an actionable cause.</w:t>
+      </w:r>
+    </w:p>
+    <w:p>
       <w:r>
         <w:rPr>
-          <w:b/>
+          <w:rFonts w:ascii="Consolas" w:hAnsi="Consolas"/>
+          <w:color w:val="0B3060"/>
+          <w:sz w:val="19"/>
         </w:rPr>
-        <w:t xml:space="preserve">1.  </w:t>
-      </w:r>
-      <w:r>
-        <w:t>Write the problem statement precisely — the effect you are explaining.</w:t>
-      </w:r>
-    </w:p>
-    <w:p>
-      <w:pPr>
-        <w:spacing w:after="80"/>
-        <w:ind w:left="360"/>
-      </w:pPr>
+        <w:t>https://alfredang.github.io/5whys/</w:t>
+      </w:r>
+    </w:p>
+    <w:p>
+      <w:pPr>
+        <w:pStyle w:val="ListNumber"/>
+      </w:pPr>
+      <w:r>
+        <w:t>Build a Fishbone diagram with the online Fishbone tool using the 5M categories: Manpower, Method, Machine, Material, Measurement.</w:t>
+      </w:r>
+    </w:p>
+    <w:p>
       <w:r>
         <w:rPr>
-          <w:b/>
+          <w:rFonts w:ascii="Consolas" w:hAnsi="Consolas"/>
+          <w:color w:val="0B3060"/>
+          <w:sz w:val="19"/>
         </w:rPr>
-        <w:t xml:space="preserve">2.  </w:t>
-      </w:r>
-      <w:r>
-        <w:t>Complete a 5 Whys chain with the online 5 Whys tool, continuing until you reach an actionable cause.</w:t>
-      </w:r>
-    </w:p>
-    <w:p>
-      <w:pPr>
-        <w:spacing w:after="80"/>
-        <w:ind w:left="360"/>
-      </w:pPr>
-      <w:r>
-        <w:rPr>
-          <w:b/>
-        </w:rPr>
-        <w:t xml:space="preserve">3.  </w:t>
-      </w:r>
-      <w:r>
-        <w:t>Build a Fishbone diagram with the online Fishbone tool using the 5M categories: Manpower, Method, Machine, Material, Measurement.</w:t>
-      </w:r>
-    </w:p>
-    <w:p>
-      <w:pPr>
-        <w:spacing w:after="80"/>
-        <w:ind w:left="360"/>
-      </w:pPr>
-      <w:r>
-        <w:rPr>
-          <w:b/>
-        </w:rPr>
-        <w:t xml:space="preserve">4.  </w:t>
-      </w:r>
+        <w:t>https://alfredang.github.io/fishbone/</w:t>
+      </w:r>
+    </w:p>
+    <w:p>
+      <w:pPr>
+        <w:pStyle w:val="ListNumber"/>
+      </w:pPr>
       <w:r>
         <w:t>Brainstorm candidate causes into each category — no evaluation during generation.</w:t>
       </w:r>
     </w:p>
     <w:p>
       <w:pPr>
-        <w:spacing w:after="80"/>
-        <w:ind w:left="360"/>
-      </w:pPr>
-      <w:r>
-        <w:rPr>
-          <w:b/>
-        </w:rPr>
-        <w:t xml:space="preserve">5.  </w:t>
-      </w:r>
+        <w:pStyle w:val="ListNumber"/>
+      </w:pPr>
       <w:r>
         <w:t>Use multi-voting to shortlist the most likely causes as a team.</w:t>
       </w:r>
     </w:p>
     <w:p>
       <w:pPr>
-        <w:spacing w:after="80"/>
-        <w:ind w:left="360"/>
-      </w:pPr>
-      <w:r>
-        <w:rPr>
-          <w:b/>
-        </w:rPr>
-        <w:t xml:space="preserve">6.  </w:t>
-      </w:r>
+        <w:pStyle w:val="ListNumber"/>
+      </w:pPr>
       <w:r>
         <w:t>Test each shortlisted cause against your Lab 7 data — does the evidence support it?</w:t>
       </w:r>
     </w:p>
     <w:p>
       <w:pPr>
-        <w:spacing w:after="80"/>
-        <w:ind w:left="360"/>
-      </w:pPr>
-      <w:r>
-        <w:rPr>
-          <w:b/>
-        </w:rPr>
-        <w:t xml:space="preserve">7.  </w:t>
-      </w:r>
+        <w:pStyle w:val="ListNumber"/>
+      </w:pPr>
       <w:r>
         <w:t>State why the team must not jump straight to solutions.</w:t>
       </w:r>
@@ -3164,7 +3075,7 @@
           <w:color w:val="1F6FEB"/>
           <w:sz w:val="22"/>
         </w:rPr>
-        <w:t>Test it</w:t>
+        <w:t>Check your work</w:t>
       </w:r>
     </w:p>
     <w:p>
@@ -3184,7 +3095,7 @@
         <w:rPr>
           <w:sz w:val="20"/>
         </w:rPr>
-        <w:t>Full commands and screenshots are in labs/lab-08-*.md. Use only process data you are authorised to use if you substitute your own workplace scenario.</w:t>
+        <w:t>The full worksheet for this lab is in labs/lab-08-*.md.</w:t>
       </w:r>
     </w:p>
     <w:p/>
@@ -3193,7 +3104,7 @@
         <w:pStyle w:val="Heading1"/>
       </w:pPr>
       <w:r>
-        <w:t>Topic 05 — Improve — Fix the Cause  (10%)</w:t>
+        <w:t>IMPROVE — Improve — Fix the Cause  (10%)</w:t>
       </w:r>
     </w:p>
     <w:p>
@@ -3216,7 +3127,7 @@
         <w:pStyle w:val="ListBullet"/>
       </w:pPr>
       <w:r>
-        <w:t>Generating solutionsBrainstorm widely against the proven root cause before evaluating anything.</w:t>
+        <w:t>Generating solutions — Brainstorm widely against the proven root cause before evaluating anything.</w:t>
       </w:r>
     </w:p>
     <w:p>
@@ -3224,7 +3135,7 @@
         <w:pStyle w:val="ListBullet"/>
       </w:pPr>
       <w:r>
-        <w:t>Solution selectionScore candidate solutions against weighted criteria before committing.</w:t>
+        <w:t>Solution selection — Score candidate solutions against weighted criteria before committing.</w:t>
       </w:r>
     </w:p>
     <w:p>
@@ -3232,7 +3143,7 @@
         <w:pStyle w:val="ListBullet"/>
       </w:pPr>
       <w:r>
-        <w:t>5SSort, Set in order, Shine, Standardise, Sustain — for physical and digital work.</w:t>
+        <w:t>5S — Sort, Set in order, Shine, Standardise, Sustain — for physical and digital work.</w:t>
       </w:r>
     </w:p>
     <w:p>
@@ -3240,7 +3151,7 @@
         <w:pStyle w:val="ListBullet"/>
       </w:pPr>
       <w:r>
-        <w:t>Poka-YokeMistake proofing makes the error difficult or impossible to make in the first place.</w:t>
+        <w:t>Poka-Yoke — Mistake proofing makes the error difficult or impossible to make in the first place.</w:t>
       </w:r>
     </w:p>
     <w:p>
@@ -3248,7 +3159,7 @@
         <w:pStyle w:val="ListBullet"/>
       </w:pPr>
       <w:r>
-        <w:t>Standard workDocument the improved method so anyone can repeat it the same way.</w:t>
+        <w:t>Standard work — Document the improved method so anyone can repeat it the same way.</w:t>
       </w:r>
     </w:p>
     <w:p>
@@ -3256,7 +3167,7 @@
         <w:pStyle w:val="ListBullet"/>
       </w:pPr>
       <w:r>
-        <w:t>PilotingTest the change at small scale to expose issues before full rollout.</w:t>
+        <w:t>Piloting — Test the change at small scale to expose issues before full rollout.</w:t>
       </w:r>
     </w:p>
     <w:p>
@@ -3264,12 +3175,12 @@
         <w:pStyle w:val="Heading2"/>
       </w:pPr>
       <w:r>
-        <w:t>Lab 9 — Countermeasures, 5S, Mistake Proofing, Standard Work, and Kaizen</w:t>
-      </w:r>
-    </w:p>
-    <w:p>
-      <w:r>
-        <w:t>Learning outcome: Recommend improvement actions that address the proven root cause (A5).</w:t>
+        <w:t>Lab 9 — Countermeasures, 5S, Mistake Proofing, Standard Work, and Kaizen  [Core]</w:t>
+      </w:r>
+    </w:p>
+    <w:p>
+      <w:r>
+        <w:t>Objective: Recommend improvement actions that address the proven root cause (A5).</w:t>
       </w:r>
     </w:p>
     <w:p>
@@ -3289,7 +3200,7 @@
     </w:p>
     <w:p>
       <w:r>
-        <w:t>A prioritised countermeasure set with a 5S plan, a poka-yoke design and standard work.   (Tools: Brainstorming, 5S, poka-yoke, visual management, standard work, Kaizen.)</w:t>
+        <w:t>A prioritised countermeasure set with a 5S plan, a poka-yoke design and standard work.   (Tools and techniques: Brainstorming, 5S, poka-yoke, visual management, standard work, Kaizen.)</w:t>
       </w:r>
     </w:p>
     <w:p>
@@ -3304,105 +3215,56 @@
     </w:p>
     <w:p>
       <w:pPr>
-        <w:spacing w:after="80"/>
-        <w:ind w:left="360"/>
-      </w:pPr>
-      <w:r>
-        <w:rPr>
-          <w:b/>
-        </w:rPr>
-        <w:t xml:space="preserve">1.  </w:t>
-      </w:r>
+        <w:pStyle w:val="ListNumber"/>
+      </w:pPr>
       <w:r>
         <w:t>Generate countermeasures for each proven root cause — quantity before quality.</w:t>
       </w:r>
     </w:p>
     <w:p>
       <w:pPr>
-        <w:spacing w:after="80"/>
-        <w:ind w:left="360"/>
-      </w:pPr>
-      <w:r>
-        <w:rPr>
-          <w:b/>
-        </w:rPr>
-        <w:t xml:space="preserve">2.  </w:t>
-      </w:r>
+        <w:pStyle w:val="ListNumber"/>
+      </w:pPr>
       <w:r>
         <w:t>Prioritise using an impact vs effort matrix to find the quick wins.</w:t>
       </w:r>
     </w:p>
     <w:p>
       <w:pPr>
-        <w:spacing w:after="80"/>
-        <w:ind w:left="360"/>
-      </w:pPr>
-      <w:r>
-        <w:rPr>
-          <w:b/>
-        </w:rPr>
-        <w:t xml:space="preserve">3.  </w:t>
-      </w:r>
+        <w:pStyle w:val="ListNumber"/>
+      </w:pPr>
       <w:r>
         <w:t>Apply 5S thinking — Sort, Set in order, Shine, Standardise, Sustain — including to digital work.</w:t>
       </w:r>
     </w:p>
     <w:p>
       <w:pPr>
-        <w:spacing w:after="80"/>
-        <w:ind w:left="360"/>
-      </w:pPr>
-      <w:r>
-        <w:rPr>
-          <w:b/>
-        </w:rPr>
-        <w:t xml:space="preserve">4.  </w:t>
-      </w:r>
+        <w:pStyle w:val="ListNumber"/>
+      </w:pPr>
       <w:r>
         <w:t>Design one poka-yoke that makes the error difficult or impossible to make.</w:t>
       </w:r>
     </w:p>
     <w:p>
       <w:pPr>
-        <w:spacing w:after="80"/>
-        <w:ind w:left="360"/>
-      </w:pPr>
-      <w:r>
-        <w:rPr>
-          <w:b/>
-        </w:rPr>
-        <w:t xml:space="preserve">5.  </w:t>
-      </w:r>
+        <w:pStyle w:val="ListNumber"/>
+      </w:pPr>
       <w:r>
         <w:t>Draft standard work so the improved method is repeatable by anyone.</w:t>
       </w:r>
     </w:p>
     <w:p>
       <w:pPr>
-        <w:spacing w:after="80"/>
-        <w:ind w:left="360"/>
-      </w:pPr>
-      <w:r>
-        <w:rPr>
-          <w:b/>
-        </w:rPr>
-        <w:t xml:space="preserve">6.  </w:t>
-      </w:r>
+        <w:pStyle w:val="ListNumber"/>
+      </w:pPr>
       <w:r>
         <w:t>Plan a Kaizen event or pilot to test the countermeasure at small scale first.</w:t>
       </w:r>
     </w:p>
     <w:p>
       <w:pPr>
-        <w:spacing w:after="80"/>
-        <w:ind w:left="360"/>
-      </w:pPr>
-      <w:r>
-        <w:rPr>
-          <w:b/>
-        </w:rPr>
-        <w:t xml:space="preserve">7.  </w:t>
-      </w:r>
+        <w:pStyle w:val="ListNumber"/>
+      </w:pPr>
       <w:r>
         <w:t>Distinguish a containment countermeasure from a permanent solution.</w:t>
       </w:r>
@@ -3414,7 +3276,7 @@
           <w:color w:val="1F6FEB"/>
           <w:sz w:val="22"/>
         </w:rPr>
-        <w:t>Test it</w:t>
+        <w:t>Check your work</w:t>
       </w:r>
     </w:p>
     <w:p>
@@ -3434,7 +3296,7 @@
         <w:rPr>
           <w:sz w:val="20"/>
         </w:rPr>
-        <w:t>Full commands and screenshots are in labs/lab-09-*.md. Use only process data you are authorised to use if you substitute your own workplace scenario.</w:t>
+        <w:t>The full worksheet for this lab is in labs/lab-09-*.md.</w:t>
       </w:r>
     </w:p>
     <w:p/>
@@ -3443,12 +3305,12 @@
         <w:pStyle w:val="Heading2"/>
       </w:pPr>
       <w:r>
-        <w:t>Lab 13 — Solution Selection Matrix, Benchmarking, and FMEA</w:t>
-      </w:r>
-    </w:p>
-    <w:p>
-      <w:r>
-        <w:t>Learning outcome: Evaluate and de-risk candidate solutions before implementation (A5, K2).</w:t>
+        <w:t>Lab 13 — Solution Selection Matrix, Benchmarking, and FMEA  [Elective]</w:t>
+      </w:r>
+    </w:p>
+    <w:p>
+      <w:r>
+        <w:t>Objective: Evaluate and de-risk candidate solutions before implementation (A5, K2).</w:t>
       </w:r>
     </w:p>
     <w:p>
@@ -3468,7 +3330,7 @@
     </w:p>
     <w:p>
       <w:r>
-        <w:t>A scored solution selection matrix, a benchmarking summary and an FMEA with RPN.   (Tools: Solution selection matrix, benchmarking, FMEA, RPN scoring.)</w:t>
+        <w:t>A scored solution selection matrix, a benchmarking summary and an FMEA with RPN.   (Tools and techniques: Solution selection matrix, benchmarking, FMEA, RPN scoring.)</w:t>
       </w:r>
     </w:p>
     <w:p>
@@ -3483,75 +3345,40 @@
     </w:p>
     <w:p>
       <w:pPr>
-        <w:spacing w:after="80"/>
-        <w:ind w:left="360"/>
-      </w:pPr>
-      <w:r>
-        <w:rPr>
-          <w:b/>
-        </w:rPr>
-        <w:t xml:space="preserve">1.  </w:t>
-      </w:r>
+        <w:pStyle w:val="ListNumber"/>
+      </w:pPr>
       <w:r>
         <w:t>Agree the selection criteria and weight each by importance.</w:t>
       </w:r>
     </w:p>
     <w:p>
       <w:pPr>
-        <w:spacing w:after="80"/>
-        <w:ind w:left="360"/>
-      </w:pPr>
-      <w:r>
-        <w:rPr>
-          <w:b/>
-        </w:rPr>
-        <w:t xml:space="preserve">2.  </w:t>
-      </w:r>
+        <w:pStyle w:val="ListNumber"/>
+      </w:pPr>
       <w:r>
         <w:t>Score every candidate solution against the weighted criteria and rank the results.</w:t>
       </w:r>
     </w:p>
     <w:p>
       <w:pPr>
-        <w:spacing w:after="80"/>
-        <w:ind w:left="360"/>
-      </w:pPr>
-      <w:r>
-        <w:rPr>
-          <w:b/>
-        </w:rPr>
-        <w:t xml:space="preserve">3.  </w:t>
-      </w:r>
+        <w:pStyle w:val="ListNumber"/>
+      </w:pPr>
       <w:r>
         <w:t>Benchmark your process against an internal or external reference and note the gap.</w:t>
       </w:r>
     </w:p>
     <w:p>
       <w:pPr>
-        <w:spacing w:after="80"/>
-        <w:ind w:left="360"/>
-      </w:pPr>
-      <w:r>
-        <w:rPr>
-          <w:b/>
-        </w:rPr>
-        <w:t xml:space="preserve">4.  </w:t>
-      </w:r>
+        <w:pStyle w:val="ListNumber"/>
+      </w:pPr>
       <w:r>
         <w:t>Build an FMEA: failure mode, effect, cause, then score Severity, Occurrence and Detection.</w:t>
       </w:r>
     </w:p>
     <w:p>
       <w:pPr>
-        <w:spacing w:after="80"/>
-        <w:ind w:left="360"/>
-      </w:pPr>
-      <w:r>
-        <w:rPr>
-          <w:b/>
-        </w:rPr>
-        <w:t xml:space="preserve">5.  </w:t>
-      </w:r>
+        <w:pStyle w:val="ListNumber"/>
+      </w:pPr>
       <w:r>
         <w:t>Calculate RPN = S x O x D and address the highest-RPN failure modes first.</w:t>
       </w:r>
@@ -3563,7 +3390,7 @@
           <w:color w:val="1F6FEB"/>
           <w:sz w:val="22"/>
         </w:rPr>
-        <w:t>Test it</w:t>
+        <w:t>Check your work</w:t>
       </w:r>
     </w:p>
     <w:p>
@@ -3583,7 +3410,7 @@
         <w:rPr>
           <w:sz w:val="20"/>
         </w:rPr>
-        <w:t>Full commands and screenshots are in labs/lab-13-*.md. Use only process data you are authorised to use if you substitute your own workplace scenario.</w:t>
+        <w:t>The full worksheet for this lab is in labs/lab-13-*.md.</w:t>
       </w:r>
     </w:p>
     <w:p/>
@@ -3592,7 +3419,7 @@
         <w:pStyle w:val="Heading1"/>
       </w:pPr>
       <w:r>
-        <w:t>Topic 06 — Control — Hold the Gain  (5%)</w:t>
+        <w:t>CONTROL — Control — Hold the Gain  (5%)</w:t>
       </w:r>
     </w:p>
     <w:p>
@@ -3615,7 +3442,7 @@
         <w:pStyle w:val="ListBullet"/>
       </w:pPr>
       <w:r>
-        <w:t>Control planMetric, target, monitoring method, frequency, owner and reaction plan.</w:t>
+        <w:t>Control plan — Metric, target, monitoring method, frequency, owner and reaction plan.</w:t>
       </w:r>
     </w:p>
     <w:p>
@@ -3623,7 +3450,7 @@
         <w:pStyle w:val="ListBullet"/>
       </w:pPr>
       <w:r>
-        <w:t>Process controlA process is in control when it varies consistently within expected limits.</w:t>
+        <w:t>Process control — A process is in control when it varies consistently within expected limits.</w:t>
       </w:r>
     </w:p>
     <w:p>
@@ -3631,7 +3458,7 @@
         <w:pStyle w:val="ListBullet"/>
       </w:pPr>
       <w:r>
-        <w:t>Visual managementBoards and dashboards keep the improved performance visible to everyone.</w:t>
+        <w:t>Visual management — Boards and dashboards keep the improved performance visible to everyone.</w:t>
       </w:r>
     </w:p>
     <w:p>
@@ -3639,7 +3466,7 @@
         <w:pStyle w:val="ListBullet"/>
       </w:pPr>
       <w:r>
-        <w:t>Standard operating proceduresWritten instructions that lock in the improved method.</w:t>
+        <w:t>Standard operating procedures — Written instructions that lock in the improved method.</w:t>
       </w:r>
     </w:p>
     <w:p>
@@ -3647,7 +3474,7 @@
         <w:pStyle w:val="ListBullet"/>
       </w:pPr>
       <w:r>
-        <w:t>Team huddlesShort, regular stand-ups that surface problems while they are still small.</w:t>
+        <w:t>Team huddles — Short, regular stand-ups that surface problems while they are still small.</w:t>
       </w:r>
     </w:p>
     <w:p>
@@ -3655,7 +3482,7 @@
         <w:pStyle w:val="ListBullet"/>
       </w:pPr>
       <w:r>
-        <w:t>A3 and handoverOne-page storytelling to summarise, hand over and sustain the improvement.</w:t>
+        <w:t>A3 and handover — One-page storytelling to summarise, hand over and sustain the improvement.</w:t>
       </w:r>
     </w:p>
     <w:p>
@@ -3663,12 +3490,12 @@
         <w:pStyle w:val="Heading2"/>
       </w:pPr>
       <w:r>
-        <w:t>Lab 10 — Control Plan, A3 Summary, Handover, and Certification Readiness</w:t>
-      </w:r>
-    </w:p>
-    <w:p>
-      <w:r>
-        <w:t>Learning outcome: Recommend control actions to sustain process performance (A5).</w:t>
+        <w:t>Lab 10 — Control Plan, A3 Summary, Handover, and Certification Readiness  [Core]</w:t>
+      </w:r>
+    </w:p>
+    <w:p>
+      <w:r>
+        <w:t>Objective: Recommend control actions to sustain process performance (A5).</w:t>
       </w:r>
     </w:p>
     <w:p>
@@ -3688,7 +3515,7 @@
     </w:p>
     <w:p>
       <w:r>
-        <w:t>A control plan, an A3 one-page summary, a handover checklist and a readiness plan.   (Tools: Control plan, SPC thinking, visual management, A3 report, handover.)</w:t>
+        <w:t>A control plan, an A3 one-page summary, a handover checklist and a readiness plan.   (Tools and techniques: Control plan, SPC thinking, visual management, A3 report, handover.)</w:t>
       </w:r>
     </w:p>
     <w:p>
@@ -3703,90 +3530,48 @@
     </w:p>
     <w:p>
       <w:pPr>
-        <w:spacing w:after="80"/>
-        <w:ind w:left="360"/>
-      </w:pPr>
-      <w:r>
-        <w:rPr>
-          <w:b/>
-        </w:rPr>
-        <w:t xml:space="preserve">1.  </w:t>
-      </w:r>
+        <w:pStyle w:val="ListNumber"/>
+      </w:pPr>
       <w:r>
         <w:t>Create the control plan: metric, target, monitoring method, frequency, owner, reaction plan.</w:t>
       </w:r>
     </w:p>
     <w:p>
       <w:pPr>
-        <w:spacing w:after="80"/>
-        <w:ind w:left="360"/>
-      </w:pPr>
-      <w:r>
-        <w:rPr>
-          <w:b/>
-        </w:rPr>
-        <w:t xml:space="preserve">2.  </w:t>
-      </w:r>
+        <w:pStyle w:val="ListNumber"/>
+      </w:pPr>
       <w:r>
         <w:t>Define the visual management approach — board, dashboard or huddle — that keeps it visible.</w:t>
       </w:r>
     </w:p>
     <w:p>
       <w:pPr>
-        <w:spacing w:after="80"/>
-        <w:ind w:left="360"/>
-      </w:pPr>
-      <w:r>
-        <w:rPr>
-          <w:b/>
-        </w:rPr>
-        <w:t xml:space="preserve">3.  </w:t>
-      </w:r>
+        <w:pStyle w:val="ListNumber"/>
+      </w:pPr>
       <w:r>
         <w:t>Specify the reaction plan: exactly what happens when a metric falls outside target.</w:t>
       </w:r>
     </w:p>
     <w:p>
       <w:pPr>
-        <w:spacing w:after="80"/>
-        <w:ind w:left="360"/>
-      </w:pPr>
-      <w:r>
-        <w:rPr>
-          <w:b/>
-        </w:rPr>
-        <w:t xml:space="preserve">4.  </w:t>
-      </w:r>
+        <w:pStyle w:val="ListNumber"/>
+      </w:pPr>
       <w:r>
         <w:t>Write the A3 summary: background, current state, goal, analysis, countermeasures, results, follow-up.</w:t>
       </w:r>
     </w:p>
     <w:p>
       <w:pPr>
-        <w:spacing w:after="80"/>
-        <w:ind w:left="360"/>
-      </w:pPr>
-      <w:r>
-        <w:rPr>
-          <w:b/>
-        </w:rPr>
-        <w:t xml:space="preserve">5.  </w:t>
-      </w:r>
+        <w:pStyle w:val="ListNumber"/>
+      </w:pPr>
       <w:r>
         <w:t>Prepare the handover checklist so the process owner can sustain it without you.</w:t>
       </w:r>
     </w:p>
     <w:p>
       <w:pPr>
-        <w:spacing w:after="80"/>
-        <w:ind w:left="360"/>
-      </w:pPr>
-      <w:r>
-        <w:rPr>
-          <w:b/>
-        </w:rPr>
-        <w:t xml:space="preserve">6.  </w:t>
-      </w:r>
+        <w:pStyle w:val="ListNumber"/>
+      </w:pPr>
       <w:r>
         <w:t>Complete your personal certification readiness plan — which topics need most review.</w:t>
       </w:r>
@@ -3798,7 +3583,7 @@
           <w:color w:val="1F6FEB"/>
           <w:sz w:val="22"/>
         </w:rPr>
-        <w:t>Test it</w:t>
+        <w:t>Check your work</w:t>
       </w:r>
     </w:p>
     <w:p>
@@ -3818,7 +3603,7 @@
         <w:rPr>
           <w:sz w:val="20"/>
         </w:rPr>
-        <w:t>Full commands and screenshots are in labs/lab-10-*.md. Use only process data you are authorised to use if you substitute your own workplace scenario.</w:t>
+        <w:t>The full worksheet for this lab is in labs/lab-10-*.md.</w:t>
       </w:r>
     </w:p>
     <w:p/>
@@ -3827,12 +3612,12 @@
         <w:pStyle w:val="Heading2"/>
       </w:pPr>
       <w:r>
-        <w:t>Lab 14 — Descriptive Statistics and Implementation Planning</w:t>
-      </w:r>
-    </w:p>
-    <w:p>
-      <w:r>
-        <w:t>Learning outcome: Summarise data numerically and plan the rollout (A4, A5).</w:t>
+        <w:t>Lab 14 — Descriptive Statistics and Implementation Planning  [Elective]</w:t>
+      </w:r>
+    </w:p>
+    <w:p>
+      <w:r>
+        <w:t>Objective: Summarise data numerically and plan the rollout (A4, A5).</w:t>
       </w:r>
     </w:p>
     <w:p>
@@ -3852,7 +3637,7 @@
     </w:p>
     <w:p>
       <w:r>
-        <w:t>A descriptive statistics summary and a dated implementation plan.   (Tools: Mean, median, range, standard deviation, implementation planning.)</w:t>
+        <w:t>A descriptive statistics summary and a dated implementation plan.   (Tools and techniques: Mean, median, range, standard deviation, implementation planning.)</w:t>
       </w:r>
     </w:p>
     <w:p>
@@ -3867,60 +3652,32 @@
     </w:p>
     <w:p>
       <w:pPr>
-        <w:spacing w:after="80"/>
-        <w:ind w:left="360"/>
-      </w:pPr>
-      <w:r>
-        <w:rPr>
-          <w:b/>
-        </w:rPr>
-        <w:t xml:space="preserve">1.  </w:t>
-      </w:r>
+        <w:pStyle w:val="ListNumber"/>
+      </w:pPr>
       <w:r>
         <w:t>Compute the mean and median for your assignment-time data and compare them.</w:t>
       </w:r>
     </w:p>
     <w:p>
       <w:pPr>
-        <w:spacing w:after="80"/>
-        <w:ind w:left="360"/>
-      </w:pPr>
-      <w:r>
-        <w:rPr>
-          <w:b/>
-        </w:rPr>
-        <w:t xml:space="preserve">2.  </w:t>
-      </w:r>
+        <w:pStyle w:val="ListNumber"/>
+      </w:pPr>
       <w:r>
         <w:t>Compute the range and standard deviation to describe the spread.</w:t>
       </w:r>
     </w:p>
     <w:p>
       <w:pPr>
-        <w:spacing w:after="80"/>
-        <w:ind w:left="360"/>
-      </w:pPr>
-      <w:r>
-        <w:rPr>
-          <w:b/>
-        </w:rPr>
-        <w:t xml:space="preserve">3.  </w:t>
-      </w:r>
+        <w:pStyle w:val="ListNumber"/>
+      </w:pPr>
       <w:r>
         <w:t>Explain what the mean-versus-median difference reveals about outliers and skew.</w:t>
       </w:r>
     </w:p>
     <w:p>
       <w:pPr>
-        <w:spacing w:after="80"/>
-        <w:ind w:left="360"/>
-      </w:pPr>
-      <w:r>
-        <w:rPr>
-          <w:b/>
-        </w:rPr>
-        <w:t xml:space="preserve">4.  </w:t>
-      </w:r>
+        <w:pStyle w:val="ListNumber"/>
+      </w:pPr>
       <w:r>
         <w:t>Write the implementation plan: action, owner, date, barriers and mitigation.</w:t>
       </w:r>
@@ -3932,7 +3689,7 @@
           <w:color w:val="1F6FEB"/>
           <w:sz w:val="22"/>
         </w:rPr>
-        <w:t>Test it</w:t>
+        <w:t>Check your work</w:t>
       </w:r>
     </w:p>
     <w:p>
@@ -3952,7 +3709,7 @@
         <w:rPr>
           <w:sz w:val="20"/>
         </w:rPr>
-        <w:t>Full commands and screenshots are in labs/lab-14-*.md. Use only process data you are authorised to use if you substitute your own workplace scenario.</w:t>
+        <w:t>The full worksheet for this lab is in labs/lab-14-*.md.</w:t>
       </w:r>
     </w:p>
     <w:p/>
@@ -3961,12 +3718,7 @@
         <w:pStyle w:val="Heading1"/>
       </w:pPr>
       <w:r>
-        <w:t>Wrap-Up — The DMAIC Roadmap and Sustaining the Gain</w:t>
-      </w:r>
-    </w:p>
-    <w:p>
-      <w:r>
-        <w:t>These cross-cutting themes run through every phase of the course. Study this section alongside the labs so the same approach transfers from the Contoso Service Desk scenario to a real improvement in your own workplace.</w:t>
+        <w:t>Quick Reference — Formulas You Should Know</w:t>
       </w:r>
     </w:p>
     <w:p>
@@ -3976,7 +3728,7 @@
           <w:color w:val="1F6FEB"/>
           <w:sz w:val="22"/>
         </w:rPr>
-        <w:t>The DMAIC roadmap</w:t>
+        <w:t>Process performance metrics</w:t>
       </w:r>
     </w:p>
     <w:p>
@@ -3984,7 +3736,7 @@
         <w:pStyle w:val="ListBullet"/>
       </w:pPr>
       <w:r>
-        <w:t>Define — establish the problem, the customer requirement (VOC to CTQ), the scope and the as-is process (SIPOC, process map).</w:t>
+        <w:t>Yield = (Good units / Total units) x 100</w:t>
       </w:r>
     </w:p>
     <w:p>
@@ -3992,7 +3744,7 @@
         <w:pStyle w:val="ListBullet"/>
       </w:pPr>
       <w:r>
-        <w:t>Measure — quantify today's performance with a data collection plan, check sheets, and metrics such as yield, DPU, DPO and DPMO.</w:t>
+        <w:t>DPU (Defects Per Unit) = Defects / Units</w:t>
       </w:r>
     </w:p>
     <w:p>
@@ -4000,7 +3752,7 @@
         <w:pStyle w:val="ListBullet"/>
       </w:pPr>
       <w:r>
-        <w:t>Analyze — separate common from special cause variation, then find the root cause with Pareto, run charts, 5 Whys and Fishbone.</w:t>
+        <w:t>DPO (Defects Per Opportunity) = Defects / (Units x Opportunities per unit)</w:t>
       </w:r>
     </w:p>
     <w:p>
@@ -4008,7 +3760,7 @@
         <w:pStyle w:val="ListBullet"/>
       </w:pPr>
       <w:r>
-        <w:t>Improve — generate and select countermeasures, apply 5S, poka-yoke and standard work, and pilot before full rollout.</w:t>
+        <w:t>DPMO (Defects Per Million Opportunities) = DPO x 1,000,000</w:t>
       </w:r>
     </w:p>
     <w:p>
@@ -4016,7 +3768,31 @@
         <w:pStyle w:val="ListBullet"/>
       </w:pPr>
       <w:r>
-        <w:t>Control — lock in the gain with a control plan, SOPs, visual management, team huddles and an A3 handover.</w:t>
+        <w:t>First Pass Yield (FPY) = units passing with no rework / total units started</w:t>
+      </w:r>
+    </w:p>
+    <w:p>
+      <w:pPr>
+        <w:pStyle w:val="ListBullet"/>
+      </w:pPr>
+      <w:r>
+        <w:t>Rolled Throughput Yield (RTY) = FPY(step 1) x FPY(step 2) x ... x FPY(step n)</w:t>
+      </w:r>
+    </w:p>
+    <w:p>
+      <w:pPr>
+        <w:pStyle w:val="ListBullet"/>
+      </w:pPr>
+      <w:r>
+        <w:t>Process Cycle Efficiency = Value-added time / Total lead time</w:t>
+      </w:r>
+    </w:p>
+    <w:p>
+      <w:pPr>
+        <w:pStyle w:val="ListBullet"/>
+      </w:pPr>
+      <w:r>
+        <w:t>Takt time = Available working time / Customer demand</w:t>
       </w:r>
     </w:p>
     <w:p>
@@ -4026,7 +3802,7 @@
           <w:color w:val="1F6FEB"/>
           <w:sz w:val="22"/>
         </w:rPr>
-        <w:t>Habits that make improvement stick</w:t>
+        <w:t>Sigma level reference</w:t>
       </w:r>
     </w:p>
     <w:p>
@@ -4034,7 +3810,7 @@
         <w:pStyle w:val="ListBullet"/>
       </w:pPr>
       <w:r>
-        <w:t>Measure before you change — without a baseline you cannot prove the improvement worked.</w:t>
+        <w:t>1 sigma — 690,000 DPMO (about 31% yield)</w:t>
       </w:r>
     </w:p>
     <w:p>
@@ -4042,7 +3818,7 @@
         <w:pStyle w:val="ListBullet"/>
       </w:pPr>
       <w:r>
-        <w:t>Attack the process, not the people — the system produces the result you are seeing.</w:t>
+        <w:t>2 sigma — 308,000 DPMO (about 69% yield)</w:t>
       </w:r>
     </w:p>
     <w:p>
@@ -4050,7 +3826,7 @@
         <w:pStyle w:val="ListBullet"/>
       </w:pPr>
       <w:r>
-        <w:t>Test every candidate cause against the evidence before you call it a root cause.</w:t>
+        <w:t>3 sigma — 66,800 DPMO (about 93.3% yield)</w:t>
       </w:r>
     </w:p>
     <w:p>
@@ -4058,7 +3834,7 @@
         <w:pStyle w:val="ListBullet"/>
       </w:pPr>
       <w:r>
-        <w:t>Standardise the improved method, or the process will drift back within weeks.</w:t>
+        <w:t>4 sigma — 6,210 DPMO (about 99.38% yield)</w:t>
       </w:r>
     </w:p>
     <w:p>
@@ -4066,16 +3842,23 @@
         <w:pStyle w:val="ListBullet"/>
       </w:pPr>
       <w:r>
-        <w:t>Make performance visible — what is seen daily is what gets sustained.</w:t>
-      </w:r>
-    </w:p>
-    <w:p/>
+        <w:t>5 sigma — 233 DPMO (about 99.977% yield)</w:t>
+      </w:r>
+    </w:p>
+    <w:p>
+      <w:pPr>
+        <w:pStyle w:val="ListBullet"/>
+      </w:pPr>
+      <w:r>
+        <w:t>6 sigma — 3.4 DPMO (about 99.99966% yield)</w:t>
+      </w:r>
+    </w:p>
     <w:p>
       <w:pPr>
         <w:pStyle w:val="Heading1"/>
       </w:pPr>
       <w:r>
-        <w:t>Next Steps</w:t>
+        <w:t>Quick Reference — The Eight Wastes (DOWNTIME)</w:t>
       </w:r>
     </w:p>
     <w:p>
@@ -4083,7 +3866,7 @@
         <w:pStyle w:val="ListBullet"/>
       </w:pPr>
       <w:r>
-        <w:t>First pass: complete every lab, following the steps in each lab worksheet.</w:t>
+        <w:t>D — Defects: output that fails the requirement and must be corrected or redone.</w:t>
       </w:r>
     </w:p>
     <w:p>
@@ -4091,7 +3874,7 @@
         <w:pStyle w:val="ListBullet"/>
       </w:pPr>
       <w:r>
-        <w:t>Second pass: repeat the DMAIC cycle on a small process from your own workplace.</w:t>
+        <w:t>O — Overproduction: producing more, or earlier, than the customer needs.</w:t>
       </w:r>
     </w:p>
     <w:p>
@@ -4099,7 +3882,7 @@
         <w:pStyle w:val="ListBullet"/>
       </w:pPr>
       <w:r>
-        <w:t>Build your improvement package — keep the VOC/CTQ, maps, analysis, countermeasures and control plan together.</w:t>
+        <w:t>W — Waiting: work or people idle, waiting for the next step, an approval or information.</w:t>
       </w:r>
     </w:p>
     <w:p>
@@ -4107,7 +3890,111 @@
         <w:pStyle w:val="ListBullet"/>
       </w:pPr>
       <w:r>
-        <w:t>Progress towards Green Belt for deeper statistics, hypothesis testing and full project leadership.</w:t>
+        <w:t>N — Non-utilised talent: skills and ideas of people not being used.</w:t>
+      </w:r>
+    </w:p>
+    <w:p>
+      <w:pPr>
+        <w:pStyle w:val="ListBullet"/>
+      </w:pPr>
+      <w:r>
+        <w:t>T — Transport: unnecessary movement of materials, work items or information between places.</w:t>
+      </w:r>
+    </w:p>
+    <w:p>
+      <w:pPr>
+        <w:pStyle w:val="ListBullet"/>
+      </w:pPr>
+      <w:r>
+        <w:t>I — Inventory: work in progress, backlogs and queues sitting between steps.</w:t>
+      </w:r>
+    </w:p>
+    <w:p>
+      <w:pPr>
+        <w:pStyle w:val="ListBullet"/>
+      </w:pPr>
+      <w:r>
+        <w:t>M — Motion: unnecessary movement of people, or switching between systems and screens.</w:t>
+      </w:r>
+    </w:p>
+    <w:p>
+      <w:pPr>
+        <w:pStyle w:val="ListBullet"/>
+      </w:pPr>
+      <w:r>
+        <w:t>E — Extra-processing: doing more work to the output than the customer requires or values.</w:t>
+      </w:r>
+    </w:p>
+    <w:p>
+      <w:pPr>
+        <w:pStyle w:val="Heading1"/>
+      </w:pPr>
+      <w:r>
+        <w:t>Consolidating Your Learning</w:t>
+      </w:r>
+    </w:p>
+    <w:p>
+      <w:pPr>
+        <w:pStyle w:val="ListBullet"/>
+      </w:pPr>
+      <w:r>
+        <w:t>Re-read your own lab outputs — together they form a complete improvement package built on one continuous scenario.</w:t>
+      </w:r>
+    </w:p>
+    <w:p>
+      <w:pPr>
+        <w:pStyle w:val="ListBullet"/>
+      </w:pPr>
+      <w:r>
+        <w:t>Be ready to define Lean, Six Sigma and Lean Six Sigma, and explain how they differ.</w:t>
+      </w:r>
+    </w:p>
+    <w:p>
+      <w:pPr>
+        <w:pStyle w:val="ListBullet"/>
+      </w:pPr>
+      <w:r>
+        <w:t>Be ready to name the eight wastes and give a service-industry example of each.</w:t>
+      </w:r>
+    </w:p>
+    <w:p>
+      <w:pPr>
+        <w:pStyle w:val="ListBullet"/>
+      </w:pPr>
+      <w:r>
+        <w:t>Be ready to explain each DMAIC phase, what it delivers and which tools belong to it.</w:t>
+      </w:r>
+    </w:p>
+    <w:p>
+      <w:pPr>
+        <w:pStyle w:val="ListBullet"/>
+      </w:pPr>
+      <w:r>
+        <w:t>Be ready to calculate yield, DPU, DPO and DPMO from raw data and read off the sigma level.</w:t>
+      </w:r>
+    </w:p>
+    <w:p>
+      <w:pPr>
+        <w:pStyle w:val="ListBullet"/>
+      </w:pPr>
+      <w:r>
+        <w:t>Be ready to explain how the Fishbone diagram and 5 Whys are used together to find a root cause.</w:t>
+      </w:r>
+    </w:p>
+    <w:p>
+      <w:pPr>
+        <w:pStyle w:val="ListBullet"/>
+      </w:pPr>
+      <w:r>
+        <w:t>Re-work the labs from memory — being able to produce the tools unaided is the best way to lock in the skills.</w:t>
+      </w:r>
+    </w:p>
+    <w:p>
+      <w:pPr>
+        <w:pStyle w:val="ListBullet"/>
+      </w:pPr>
+      <w:r>
+        <w:t>Apply the toolkit at work — run one small PDCA improvement in your own area within 30 days.</w:t>
       </w:r>
     </w:p>
     <w:p>
@@ -4129,7 +4016,7 @@
         <w:t xml:space="preserve">Lean — </w:t>
       </w:r>
       <w:r>
-        <w:t>A method to maximise customer value by systematically removing waste and improving flow.</w:t>
+        <w:t>A method to maximise customer value by systematically identifying and removing waste.</w:t>
       </w:r>
     </w:p>
     <w:p>
@@ -4143,7 +4030,21 @@
         <w:t xml:space="preserve">Six Sigma — </w:t>
       </w:r>
       <w:r>
-        <w:t>A data-driven method to reduce variation and defects, targeting 3.4 defects per million opportunities.</w:t>
+        <w:t>A data-driven method to reduce variation and defects; the target is 3.4 defects per million opportunities.</w:t>
+      </w:r>
+    </w:p>
+    <w:p>
+      <w:pPr>
+        <w:pStyle w:val="ListBullet"/>
+      </w:pPr>
+      <w:r>
+        <w:rPr>
+          <w:b/>
+        </w:rPr>
+        <w:t xml:space="preserve">Lean Six Sigma — </w:t>
+      </w:r>
+      <w:r>
+        <w:t>The combined method — Lean improves speed and flow, Six Sigma improves consistency and accuracy.</w:t>
       </w:r>
     </w:p>
     <w:p>
@@ -4157,7 +4058,21 @@
         <w:t xml:space="preserve">DMAIC — </w:t>
       </w:r>
       <w:r>
-        <w:t>Define, Measure, Analyze, Improve, Control — the disciplined Lean Six Sigma improvement roadmap.</w:t>
+        <w:t>Define, Measure, Analyze, Improve, Control — the Six Sigma improvement roadmap.</w:t>
+      </w:r>
+    </w:p>
+    <w:p>
+      <w:pPr>
+        <w:pStyle w:val="ListBullet"/>
+      </w:pPr>
+      <w:r>
+        <w:rPr>
+          <w:b/>
+        </w:rPr>
+        <w:t xml:space="preserve">PDCA — </w:t>
+      </w:r>
+      <w:r>
+        <w:t>Plan, Do, Check, Act — a lighter improvement cycle used for small, fast improvements.</w:t>
       </w:r>
     </w:p>
     <w:p>
@@ -4171,7 +4086,7 @@
         <w:t xml:space="preserve">VOC — </w:t>
       </w:r>
       <w:r>
-        <w:t>Voice of the Customer — customer needs captured in the customer's own words.</w:t>
+        <w:t>Voice of the Customer — customer needs and expectations expressed in the customer's own words.</w:t>
       </w:r>
     </w:p>
     <w:p>
@@ -4185,7 +4100,7 @@
         <w:t xml:space="preserve">CTQ — </w:t>
       </w:r>
       <w:r>
-        <w:t>Critical to Quality — a specific, measurable requirement translated from a VOC need.</w:t>
+        <w:t>Critical to Quality — a specific, measurable requirement translated from a VOC statement.</w:t>
       </w:r>
     </w:p>
     <w:p>
@@ -4199,7 +4114,21 @@
         <w:t xml:space="preserve">SIPOC — </w:t>
       </w:r>
       <w:r>
-        <w:t>A macro as-is process map: Suppliers, Inputs, Process, Outputs, Customers.</w:t>
+        <w:t>Suppliers, Inputs, Process, Outputs, Customers — the macro 'as-is' process map.</w:t>
+      </w:r>
+    </w:p>
+    <w:p>
+      <w:pPr>
+        <w:pStyle w:val="ListBullet"/>
+      </w:pPr>
+      <w:r>
+        <w:rPr>
+          <w:b/>
+        </w:rPr>
+        <w:t xml:space="preserve">Muda — </w:t>
+      </w:r>
+      <w:r>
+        <w:t>The Japanese term for waste — any activity that consumes resource but creates no customer value.</w:t>
       </w:r>
     </w:p>
     <w:p>
@@ -4213,7 +4142,7 @@
         <w:t xml:space="preserve">DOWNTIME — </w:t>
       </w:r>
       <w:r>
-        <w:t>The eight wastes: Defects, Overproduction, Waiting, Non-utilised talent, Transport, Inventory, Motion, Extra-processing.</w:t>
+        <w:t>Mnemonic for the eight wastes: Defects, Overproduction, Waiting, Non-utilised talent, Transport, Inventory, Motion, Extra-processing.</w:t>
       </w:r>
     </w:p>
     <w:p>
@@ -4224,10 +4153,24 @@
         <w:rPr>
           <w:b/>
         </w:rPr>
-        <w:t xml:space="preserve">Value-added — </w:t>
-      </w:r>
-      <w:r>
-        <w:t>An activity the customer would be willing to pay for, done right the first time.</w:t>
+        <w:t xml:space="preserve">Value-added (VA) — </w:t>
+      </w:r>
+      <w:r>
+        <w:t>An activity the customer would be willing to pay for because it changes the product or service.</w:t>
+      </w:r>
+    </w:p>
+    <w:p>
+      <w:pPr>
+        <w:pStyle w:val="ListBullet"/>
+      </w:pPr>
+      <w:r>
+        <w:rPr>
+          <w:b/>
+        </w:rPr>
+        <w:t xml:space="preserve">Non-value-added (NVA) — </w:t>
+      </w:r>
+      <w:r>
+        <w:t>An activity that consumes resource but adds nothing the customer values — pure waste.</w:t>
       </w:r>
     </w:p>
     <w:p>
@@ -4241,7 +4184,7 @@
         <w:t xml:space="preserve">Defect — </w:t>
       </w:r>
       <w:r>
-        <w:t>An output that fails to meet a CTQ requirement.</w:t>
+        <w:t>An output that fails to meet the CTQ requirement.</w:t>
       </w:r>
     </w:p>
     <w:p>
@@ -4252,10 +4195,122 @@
         <w:rPr>
           <w:b/>
         </w:rPr>
-        <w:t xml:space="preserve">Variation — </w:t>
-      </w:r>
-      <w:r>
-        <w:t>The spread in process output; common cause is inherent, special cause is assignable.</w:t>
+        <w:t xml:space="preserve">Common cause variation — </w:t>
+      </w:r>
+      <w:r>
+        <w:t>Natural, always-present variation built into the process; addressed by changing the process.</w:t>
+      </w:r>
+    </w:p>
+    <w:p>
+      <w:pPr>
+        <w:pStyle w:val="ListBullet"/>
+      </w:pPr>
+      <w:r>
+        <w:rPr>
+          <w:b/>
+        </w:rPr>
+        <w:t xml:space="preserve">Special cause variation — </w:t>
+      </w:r>
+      <w:r>
+        <w:t>Unusual variation traceable to a specific assignable event; addressed by investigating that event.</w:t>
+      </w:r>
+    </w:p>
+    <w:p>
+      <w:pPr>
+        <w:pStyle w:val="ListBullet"/>
+      </w:pPr>
+      <w:r>
+        <w:rPr>
+          <w:b/>
+        </w:rPr>
+        <w:t xml:space="preserve">Pareto principle — </w:t>
+      </w:r>
+      <w:r>
+        <w:t>The 80/20 rule — roughly 80% of effects come from 20% of causes.</w:t>
+      </w:r>
+    </w:p>
+    <w:p>
+      <w:pPr>
+        <w:pStyle w:val="ListBullet"/>
+      </w:pPr>
+      <w:r>
+        <w:rPr>
+          <w:b/>
+        </w:rPr>
+        <w:t xml:space="preserve">Run chart — </w:t>
+      </w:r>
+      <w:r>
+        <w:t>A plot of a metric over time, used to spot trend, shift, cluster and oscillation patterns.</w:t>
+      </w:r>
+    </w:p>
+    <w:p>
+      <w:pPr>
+        <w:pStyle w:val="ListBullet"/>
+      </w:pPr>
+      <w:r>
+        <w:rPr>
+          <w:b/>
+        </w:rPr>
+        <w:t xml:space="preserve">5 Whys — </w:t>
+      </w:r>
+      <w:r>
+        <w:t>Repeatedly asking 'why' to drill from a symptom down to an actionable root cause.</w:t>
+      </w:r>
+    </w:p>
+    <w:p>
+      <w:pPr>
+        <w:pStyle w:val="ListBullet"/>
+      </w:pPr>
+      <w:r>
+        <w:rPr>
+          <w:b/>
+        </w:rPr>
+        <w:t xml:space="preserve">Fishbone (Ishikawa) diagram — </w:t>
+      </w:r>
+      <w:r>
+        <w:t>A cause-and-effect diagram organising candidate causes into categories such as the 5Ms.</w:t>
+      </w:r>
+    </w:p>
+    <w:p>
+      <w:pPr>
+        <w:pStyle w:val="ListBullet"/>
+      </w:pPr>
+      <w:r>
+        <w:rPr>
+          <w:b/>
+        </w:rPr>
+        <w:t xml:space="preserve">5M categories — </w:t>
+      </w:r>
+      <w:r>
+        <w:t>Manpower, Method, Machine, Material, Measurement — standard Fishbone categories.</w:t>
+      </w:r>
+    </w:p>
+    <w:p>
+      <w:pPr>
+        <w:pStyle w:val="ListBullet"/>
+      </w:pPr>
+      <w:r>
+        <w:rPr>
+          <w:b/>
+        </w:rPr>
+        <w:t xml:space="preserve">Multi-voting — </w:t>
+      </w:r>
+      <w:r>
+        <w:t>A team technique to narrow a long list of candidate causes to an agreed shortlist.</w:t>
+      </w:r>
+    </w:p>
+    <w:p>
+      <w:pPr>
+        <w:pStyle w:val="ListBullet"/>
+      </w:pPr>
+      <w:r>
+        <w:rPr>
+          <w:b/>
+        </w:rPr>
+        <w:t xml:space="preserve">DPU / DPO / DPMO — </w:t>
+      </w:r>
+      <w:r>
+        <w:t>Defects per unit / per opportunity / per million opportunities — standard defect-rate metrics.</w:t>
       </w:r>
     </w:p>
     <w:p>
@@ -4269,7 +4324,7 @@
         <w:t xml:space="preserve">Yield — </w:t>
       </w:r>
       <w:r>
-        <w:t>The proportion of units produced without defect.</w:t>
+        <w:t>The percentage of output produced without defects.</w:t>
       </w:r>
     </w:p>
     <w:p>
@@ -4280,10 +4335,10 @@
         <w:rPr>
           <w:b/>
         </w:rPr>
-        <w:t xml:space="preserve">DPU / DPO / DPMO — </w:t>
-      </w:r>
-      <w:r>
-        <w:t>Defects per unit, defects per opportunity, and defects per million opportunities.</w:t>
+        <w:t xml:space="preserve">RTY — </w:t>
+      </w:r>
+      <w:r>
+        <w:t>Rolled Throughput Yield — the probability a unit passes through every process step with no rework.</w:t>
       </w:r>
     </w:p>
     <w:p>
@@ -4297,7 +4352,7 @@
         <w:t xml:space="preserve">Sigma level — </w:t>
       </w:r>
       <w:r>
-        <w:t>A benchmark of process capability derived from DPMO.</w:t>
+        <w:t>A common yardstick for process performance, derived from DPMO.</w:t>
       </w:r>
     </w:p>
     <w:p>
@@ -4308,52 +4363,10 @@
         <w:rPr>
           <w:b/>
         </w:rPr>
-        <w:t xml:space="preserve">Pareto analysis — </w:t>
-      </w:r>
-      <w:r>
-        <w:t>The 80/20 rule — separating the vital few causes from the trivial many.</w:t>
-      </w:r>
-    </w:p>
-    <w:p>
-      <w:pPr>
-        <w:pStyle w:val="ListBullet"/>
-      </w:pPr>
-      <w:r>
-        <w:rPr>
-          <w:b/>
-        </w:rPr>
-        <w:t xml:space="preserve">Run chart — </w:t>
-      </w:r>
-      <w:r>
-        <w:t>A plot of a metric over time, used to reveal trend, shift, cluster and oscillation.</w:t>
-      </w:r>
-    </w:p>
-    <w:p>
-      <w:pPr>
-        <w:pStyle w:val="ListBullet"/>
-      </w:pPr>
-      <w:r>
-        <w:rPr>
-          <w:b/>
-        </w:rPr>
-        <w:t xml:space="preserve">5 Whys — </w:t>
-      </w:r>
-      <w:r>
-        <w:t>Asking why repeatedly to drill from a symptom down to an actionable root cause.</w:t>
-      </w:r>
-    </w:p>
-    <w:p>
-      <w:pPr>
-        <w:pStyle w:val="ListBullet"/>
-      </w:pPr>
-      <w:r>
-        <w:rPr>
-          <w:b/>
-        </w:rPr>
-        <w:t xml:space="preserve">Fishbone diagram — </w:t>
-      </w:r>
-      <w:r>
-        <w:t>A cause-and-effect diagram organising candidate causes by category.</w:t>
+        <w:t xml:space="preserve">COPQ — </w:t>
+      </w:r>
+      <w:r>
+        <w:t>Cost of Poor Quality — the internal failure, external failure, appraisal and prevention costs of defects.</w:t>
       </w:r>
     </w:p>
     <w:p>
@@ -4367,7 +4380,7 @@
         <w:t xml:space="preserve">5S — </w:t>
       </w:r>
       <w:r>
-        <w:t>Sort, Set in order, Shine, Standardise, Sustain — workplace organisation for physical and digital work.</w:t>
+        <w:t>Sort, Set in order, Shine, Standardise, Sustain — a Lean method for organising the workplace.</w:t>
       </w:r>
     </w:p>
     <w:p>
@@ -4381,7 +4394,7 @@
         <w:t xml:space="preserve">Poka-Yoke — </w:t>
       </w:r>
       <w:r>
-        <w:t>Mistake proofing — making an error difficult or impossible to make.</w:t>
+        <w:t>Mistake proofing — designing the process so an error is difficult or impossible to make.</w:t>
       </w:r>
     </w:p>
     <w:p>
@@ -4395,7 +4408,7 @@
         <w:t xml:space="preserve">Standard work — </w:t>
       </w:r>
       <w:r>
-        <w:t>The documented best-known method so anyone can repeat it the same way.</w:t>
+        <w:t>The documented current best-known method for performing a task.</w:t>
       </w:r>
     </w:p>
     <w:p>
@@ -4409,7 +4422,21 @@
         <w:t xml:space="preserve">Kaizen — </w:t>
       </w:r>
       <w:r>
-        <w:t>Continuous, incremental improvement driven by the people who do the work.</w:t>
+        <w:t>Continuous improvement through many small changes, made by everyone.</w:t>
+      </w:r>
+    </w:p>
+    <w:p>
+      <w:pPr>
+        <w:pStyle w:val="ListBullet"/>
+      </w:pPr>
+      <w:r>
+        <w:rPr>
+          <w:b/>
+        </w:rPr>
+        <w:t xml:space="preserve">Takt time — </w:t>
+      </w:r>
+      <w:r>
+        <w:t>Available working time divided by customer demand — the pace the process must run to meet demand.</w:t>
       </w:r>
     </w:p>
     <w:p>
@@ -4423,7 +4450,49 @@
         <w:t xml:space="preserve">Control plan — </w:t>
       </w:r>
       <w:r>
-        <w:t>Metric, target, monitoring method, frequency, owner and reaction plan.</w:t>
+        <w:t>The document naming the metric, target, monitoring method, frequency, owner and reaction plan.</w:t>
+      </w:r>
+    </w:p>
+    <w:p>
+      <w:pPr>
+        <w:pStyle w:val="ListBullet"/>
+      </w:pPr>
+      <w:r>
+        <w:rPr>
+          <w:b/>
+        </w:rPr>
+        <w:t xml:space="preserve">Specification limits (LSL/USL) — </w:t>
+      </w:r>
+      <w:r>
+        <w:t>The acceptable limits set by the customer; outside them is a defect.</w:t>
+      </w:r>
+    </w:p>
+    <w:p>
+      <w:pPr>
+        <w:pStyle w:val="ListBullet"/>
+      </w:pPr>
+      <w:r>
+        <w:rPr>
+          <w:b/>
+        </w:rPr>
+        <w:t xml:space="preserve">Control limits (LCL/UCL) — </w:t>
+      </w:r>
+      <w:r>
+        <w:t>Limits calculated from the process itself, typically the mean plus/minus three standard deviations.</w:t>
+      </w:r>
+    </w:p>
+    <w:p>
+      <w:pPr>
+        <w:pStyle w:val="ListBullet"/>
+      </w:pPr>
+      <w:r>
+        <w:rPr>
+          <w:b/>
+        </w:rPr>
+        <w:t xml:space="preserve">SPC — </w:t>
+      </w:r>
+      <w:r>
+        <w:t>Statistical Process Control — monitoring a process over time to predict and prevent problems.</w:t>
       </w:r>
     </w:p>
     <w:p>
@@ -4437,7 +4506,7 @@
         <w:t xml:space="preserve">A3 — </w:t>
       </w:r>
       <w:r>
-        <w:t>A one-page structured summary used to tell the improvement story and hand it over.</w:t>
+        <w:t>A one-page report telling the whole improvement story from background through to follow-up.</w:t>
       </w:r>
     </w:p>
     <w:p>
@@ -4448,28 +4517,15 @@
         <w:rPr>
           <w:b/>
         </w:rPr>
-        <w:t xml:space="preserve">Takt time — </w:t>
-      </w:r>
-      <w:r>
-        <w:t>The rate of customer demand — available time divided by units required.</w:t>
-      </w:r>
-    </w:p>
-    <w:p>
-      <w:pPr>
-        <w:pStyle w:val="ListBullet"/>
-      </w:pPr>
-      <w:r>
-        <w:rPr>
-          <w:b/>
-        </w:rPr>
-        <w:t xml:space="preserve">FMEA — </w:t>
-      </w:r>
-      <w:r>
-        <w:t>Failure Modes and Effects Analysis — scoring risk by severity, occurrence and detection.</w:t>
+        <w:t xml:space="preserve">Gemba — </w:t>
+      </w:r>
+      <w:r>
+        <w:t>'The real place' — going to where the work actually happens to observe the process directly.</w:t>
       </w:r>
     </w:p>
     <w:sectPr>
       <w:footerReference w:type="default" r:id="rId10"/>
+      <w:headerReference w:type="default" r:id="rId11"/>
       <w:pgSz w:w="12240" w:h="15840"/>
       <w:pgMar w:top="1440" w:right="1800" w:bottom="1440" w:left="1800" w:header="720" w:footer="720" w:gutter="0"/>
       <w:cols w:space="720"/>
@@ -4535,6 +4591,16 @@
     </w:r>
   </w:p>
 </w:ftr>
+</file>
+
+<file path=word/header1.xml><?xml version="1.0" encoding="utf-8"?>
+<w:hdr xmlns:m="http://schemas.openxmlformats.org/officeDocument/2006/math" xmlns:mc="http://schemas.openxmlformats.org/markup-compatibility/2006" xmlns:mo="http://schemas.microsoft.com/office/mac/office/2008/main" xmlns:mv="urn:schemas-microsoft-com:mac:vml" xmlns:o="urn:schemas-microsoft-com:office:office" xmlns:r="http://schemas.openxmlformats.org/officeDocument/2006/relationships" xmlns:v="urn:schemas-microsoft-com:vml" xmlns:w10="urn:schemas-microsoft-com:office:word" xmlns:w14="http://schemas.microsoft.com/office/word/2010/wordml" xmlns:w="http://schemas.openxmlformats.org/wordprocessingml/2006/main" xmlns:wne="http://schemas.microsoft.com/office/word/2006/wordml" xmlns:wp14="http://schemas.microsoft.com/office/word/2010/wordprocessingDrawing" xmlns:wp="http://schemas.openxmlformats.org/drawingml/2006/wordprocessingDrawing" xmlns:wpc="http://schemas.microsoft.com/office/word/2010/wordprocessingCanvas" xmlns:wpg="http://schemas.microsoft.com/office/word/2010/wordprocessingGroup" xmlns:wpi="http://schemas.microsoft.com/office/word/2010/wordprocessingInk" xmlns:wps="http://schemas.microsoft.com/office/word/2010/wordprocessingShape" mc:Ignorable="w14 wp14">
+  <w:p>
+    <w:pPr>
+      <w:pStyle w:val="Header"/>
+    </w:pPr>
+  </w:p>
+</w:hdr>
 </file>
 
 <file path=word/numbering.xml><?xml version="1.0" encoding="utf-8"?>
